--- a/klagomål/A 3046-2022 FSC-klagomål.docx
+++ b/klagomål/A 3046-2022 FSC-klagomål.docx
@@ -662,7 +662,7 @@
     <w:r>
       <w:tab/>
       <w:tab/>
-      <w:t>2026-01-07</w:t>
+      <w:t>2026-01-08</w:t>
       <w:br/>
       <w:br/>
     </w:r>

--- a/klagomål/A 3046-2022 FSC-klagomål.docx
+++ b/klagomål/A 3046-2022 FSC-klagomål.docx
@@ -662,7 +662,7 @@
     <w:r>
       <w:tab/>
       <w:tab/>
-      <w:t>2026-01-08</w:t>
+      <w:t>2026-01-09</w:t>
       <w:br/>
       <w:br/>
     </w:r>

--- a/klagomål/A 3046-2022 FSC-klagomål.docx
+++ b/klagomål/A 3046-2022 FSC-klagomål.docx
@@ -662,7 +662,7 @@
     <w:r>
       <w:tab/>
       <w:tab/>
-      <w:t>2026-01-09</w:t>
+      <w:t>2026-01-10</w:t>
       <w:br/>
       <w:br/>
     </w:r>

--- a/klagomål/A 3046-2022 FSC-klagomål.docx
+++ b/klagomål/A 3046-2022 FSC-klagomål.docx
@@ -662,7 +662,7 @@
     <w:r>
       <w:tab/>
       <w:tab/>
-      <w:t>2026-01-10</w:t>
+      <w:t>2026-01-11</w:t>
       <w:br/>
       <w:br/>
     </w:r>

--- a/klagomål/A 3046-2022 FSC-klagomål.docx
+++ b/klagomål/A 3046-2022 FSC-klagomål.docx
@@ -662,7 +662,7 @@
     <w:r>
       <w:tab/>
       <w:tab/>
-      <w:t>2026-01-11</w:t>
+      <w:t>2026-01-12</w:t>
       <w:br/>
       <w:br/>
     </w:r>

--- a/klagomål/A 3046-2022 FSC-klagomål.docx
+++ b/klagomål/A 3046-2022 FSC-klagomål.docx
@@ -662,7 +662,7 @@
     <w:r>
       <w:tab/>
       <w:tab/>
-      <w:t>2026-01-12</w:t>
+      <w:t>2026-01-13</w:t>
       <w:br/>
       <w:br/>
     </w:r>

--- a/klagomål/A 3046-2022 FSC-klagomål.docx
+++ b/klagomål/A 3046-2022 FSC-klagomål.docx
@@ -662,7 +662,7 @@
     <w:r>
       <w:tab/>
       <w:tab/>
-      <w:t>2026-01-13</w:t>
+      <w:t>2026-01-14</w:t>
       <w:br/>
       <w:br/>
     </w:r>

--- a/klagomål/A 3046-2022 FSC-klagomål.docx
+++ b/klagomål/A 3046-2022 FSC-klagomål.docx
@@ -662,7 +662,7 @@
     <w:r>
       <w:tab/>
       <w:tab/>
-      <w:t>2026-01-14</w:t>
+      <w:t>2026-01-15</w:t>
       <w:br/>
       <w:br/>
     </w:r>

--- a/klagomål/A 3046-2022 FSC-klagomål.docx
+++ b/klagomål/A 3046-2022 FSC-klagomål.docx
@@ -662,7 +662,7 @@
     <w:r>
       <w:tab/>
       <w:tab/>
-      <w:t>2026-01-15</w:t>
+      <w:t>2026-01-16</w:t>
       <w:br/>
       <w:br/>
     </w:r>

--- a/klagomål/A 3046-2022 FSC-klagomål.docx
+++ b/klagomål/A 3046-2022 FSC-klagomål.docx
@@ -662,7 +662,7 @@
     <w:r>
       <w:tab/>
       <w:tab/>
-      <w:t>2026-01-16</w:t>
+      <w:t>2026-01-17</w:t>
       <w:br/>
       <w:br/>
     </w:r>

--- a/klagomål/A 3046-2022 FSC-klagomål.docx
+++ b/klagomål/A 3046-2022 FSC-klagomål.docx
@@ -662,7 +662,7 @@
     <w:r>
       <w:tab/>
       <w:tab/>
-      <w:t>2026-01-17</w:t>
+      <w:t>2026-01-18</w:t>
       <w:br/>
       <w:br/>
     </w:r>

--- a/klagomål/A 3046-2022 FSC-klagomål.docx
+++ b/klagomål/A 3046-2022 FSC-klagomål.docx
@@ -662,7 +662,7 @@
     <w:r>
       <w:tab/>
       <w:tab/>
-      <w:t>2026-01-18</w:t>
+      <w:t>2026-01-19</w:t>
       <w:br/>
       <w:br/>
     </w:r>

--- a/klagomål/A 3046-2022 FSC-klagomål.docx
+++ b/klagomål/A 3046-2022 FSC-klagomål.docx
@@ -662,7 +662,7 @@
     <w:r>
       <w:tab/>
       <w:tab/>
-      <w:t>2026-01-19</w:t>
+      <w:t>2026-01-20</w:t>
       <w:br/>
       <w:br/>
     </w:r>

--- a/klagomål/A 3046-2022 FSC-klagomål.docx
+++ b/klagomål/A 3046-2022 FSC-klagomål.docx
@@ -662,7 +662,7 @@
     <w:r>
       <w:tab/>
       <w:tab/>
-      <w:t>2026-01-20</w:t>
+      <w:t>2026-01-21</w:t>
       <w:br/>
       <w:br/>
     </w:r>

--- a/klagomål/A 3046-2022 FSC-klagomål.docx
+++ b/klagomål/A 3046-2022 FSC-klagomål.docx
@@ -662,7 +662,7 @@
     <w:r>
       <w:tab/>
       <w:tab/>
-      <w:t>2026-01-21</w:t>
+      <w:t>2026-01-23</w:t>
       <w:br/>
       <w:br/>
     </w:r>

--- a/klagomål/A 3046-2022 FSC-klagomål.docx
+++ b/klagomål/A 3046-2022 FSC-klagomål.docx
@@ -662,7 +662,7 @@
     <w:r>
       <w:tab/>
       <w:tab/>
-      <w:t>2026-01-23</w:t>
+      <w:t>2026-01-24</w:t>
       <w:br/>
       <w:br/>
     </w:r>

--- a/klagomål/A 3046-2022 FSC-klagomål.docx
+++ b/klagomål/A 3046-2022 FSC-klagomål.docx
@@ -662,7 +662,7 @@
     <w:r>
       <w:tab/>
       <w:tab/>
-      <w:t>2026-01-24</w:t>
+      <w:t>2026-01-25</w:t>
       <w:br/>
       <w:br/>
     </w:r>

--- a/klagomål/A 3046-2022 FSC-klagomål.docx
+++ b/klagomål/A 3046-2022 FSC-klagomål.docx
@@ -662,7 +662,7 @@
     <w:r>
       <w:tab/>
       <w:tab/>
-      <w:t>2026-01-25</w:t>
+      <w:t>2026-01-26</w:t>
       <w:br/>
       <w:br/>
     </w:r>

--- a/klagomål/A 3046-2022 FSC-klagomål.docx
+++ b/klagomål/A 3046-2022 FSC-klagomål.docx
@@ -662,7 +662,7 @@
     <w:r>
       <w:tab/>
       <w:tab/>
-      <w:t>2026-01-26</w:t>
+      <w:t>2026-01-27</w:t>
       <w:br/>
       <w:br/>
     </w:r>

--- a/klagomål/A 3046-2022 FSC-klagomål.docx
+++ b/klagomål/A 3046-2022 FSC-klagomål.docx
@@ -662,7 +662,7 @@
     <w:r>
       <w:tab/>
       <w:tab/>
-      <w:t>2026-01-27</w:t>
+      <w:t>2026-01-28</w:t>
       <w:br/>
       <w:br/>
     </w:r>

--- a/klagomål/A 3046-2022 FSC-klagomål.docx
+++ b/klagomål/A 3046-2022 FSC-klagomål.docx
@@ -269,7 +269,7 @@
         <w:rPr>
           <w:i/>
         </w:rPr>
-        <w:t xml:space="preserve"> 9070 Trädklädd betesmark </w:t>
+        <w:t xml:space="preserve"> 9070 Trädklädd betesmark</w:t>
       </w:r>
       <w:r>
         <w:t xml:space="preserve"> (SLU Artdatabanken, 2024).</w:t>
@@ -680,7 +680,7 @@
     <w:r>
       <w:tab/>
       <w:tab/>
-      <w:t>2026-03-02</w:t>
+      <w:t>2026-03-03</w:t>
       <w:br/>
       <w:br/>
     </w:r>

--- a/klagomål/A 3046-2022 FSC-klagomål.docx
+++ b/klagomål/A 3046-2022 FSC-klagomål.docx
@@ -680,7 +680,7 @@
     <w:r>
       <w:tab/>
       <w:tab/>
-      <w:t>2026-03-03</w:t>
+      <w:t>2026-03-04</w:t>
       <w:br/>
       <w:br/>
     </w:r>

--- a/klagomål/A 3046-2022 FSC-klagomål.docx
+++ b/klagomål/A 3046-2022 FSC-klagomål.docx
@@ -680,7 +680,7 @@
     <w:r>
       <w:tab/>
       <w:tab/>
-      <w:t>2026-03-04</w:t>
+      <w:t>2026-03-05</w:t>
       <w:br/>
       <w:br/>
     </w:r>

--- a/klagomål/A 3046-2022 FSC-klagomål.docx
+++ b/klagomål/A 3046-2022 FSC-klagomål.docx
@@ -680,7 +680,7 @@
     <w:r>
       <w:tab/>
       <w:tab/>
-      <w:t>2026-03-05</w:t>
+      <w:t>2026-03-06</w:t>
       <w:br/>
       <w:br/>
     </w:r>

--- a/klagomål/A 3046-2022 FSC-klagomål.docx
+++ b/klagomål/A 3046-2022 FSC-klagomål.docx
@@ -680,7 +680,7 @@
     <w:r>
       <w:tab/>
       <w:tab/>
-      <w:t>2026-03-06</w:t>
+      <w:t>2026-03-07</w:t>
       <w:br/>
       <w:br/>
     </w:r>

--- a/klagomål/A 3046-2022 FSC-klagomål.docx
+++ b/klagomål/A 3046-2022 FSC-klagomål.docx
@@ -680,7 +680,7 @@
     <w:r>
       <w:tab/>
       <w:tab/>
-      <w:t>2026-03-07</w:t>
+      <w:t>2026-03-08</w:t>
       <w:br/>
       <w:br/>
     </w:r>

--- a/klagomål/A 3046-2022 FSC-klagomål.docx
+++ b/klagomål/A 3046-2022 FSC-klagomål.docx
@@ -680,7 +680,7 @@
     <w:r>
       <w:tab/>
       <w:tab/>
-      <w:t>2026-03-08</w:t>
+      <w:t>2026-03-09</w:t>
       <w:br/>
       <w:br/>
     </w:r>

--- a/klagomål/A 3046-2022 FSC-klagomål.docx
+++ b/klagomål/A 3046-2022 FSC-klagomål.docx
@@ -680,7 +680,7 @@
     <w:r>
       <w:tab/>
       <w:tab/>
-      <w:t>2026-03-09</w:t>
+      <w:t>2026-03-10</w:t>
       <w:br/>
       <w:br/>
     </w:r>

--- a/klagomål/A 3046-2022 FSC-klagomål.docx
+++ b/klagomål/A 3046-2022 FSC-klagomål.docx
@@ -680,7 +680,7 @@
     <w:r>
       <w:tab/>
       <w:tab/>
-      <w:t>2026-03-10</w:t>
+      <w:t>2026-03-11</w:t>
       <w:br/>
       <w:br/>
     </w:r>

--- a/klagomål/A 3046-2022 FSC-klagomål.docx
+++ b/klagomål/A 3046-2022 FSC-klagomål.docx
@@ -680,7 +680,7 @@
     <w:r>
       <w:tab/>
       <w:tab/>
-      <w:t>2026-03-11</w:t>
+      <w:t>2026-03-12</w:t>
       <w:br/>
       <w:br/>
     </w:r>

--- a/klagomål/A 3046-2022 FSC-klagomål.docx
+++ b/klagomål/A 3046-2022 FSC-klagomål.docx
@@ -680,7 +680,7 @@
     <w:r>
       <w:tab/>
       <w:tab/>
-      <w:t>2026-03-12</w:t>
+      <w:t>2026-03-13</w:t>
       <w:br/>
       <w:br/>
     </w:r>

--- a/klagomål/A 3046-2022 FSC-klagomål.docx
+++ b/klagomål/A 3046-2022 FSC-klagomål.docx
@@ -680,7 +680,7 @@
     <w:r>
       <w:tab/>
       <w:tab/>
-      <w:t>2026-05-16</w:t>
+      <w:t>2026-05-17</w:t>
       <w:br/>
       <w:br/>
     </w:r>

--- a/klagomål/A 3046-2022 FSC-klagomål.docx
+++ b/klagomål/A 3046-2022 FSC-klagomål.docx
@@ -680,7 +680,7 @@
     <w:r>
       <w:tab/>
       <w:tab/>
-      <w:t>2026-05-17</w:t>
+      <w:t>2026-05-18</w:t>
       <w:br/>
       <w:br/>
     </w:r>

--- a/klagomål/A 3046-2022 FSC-klagomål.docx
+++ b/klagomål/A 3046-2022 FSC-klagomål.docx
@@ -680,7 +680,7 @@
     <w:r>
       <w:tab/>
       <w:tab/>
-      <w:t>2026-05-18</w:t>
+      <w:t>2026-05-19</w:t>
       <w:br/>
       <w:br/>
     </w:r>

--- a/klagomål/A 3046-2022 FSC-klagomål.docx
+++ b/klagomål/A 3046-2022 FSC-klagomål.docx
@@ -680,7 +680,7 @@
     <w:r>
       <w:tab/>
       <w:tab/>
-      <w:t>2026-05-19</w:t>
+      <w:t>2026-05-20</w:t>
       <w:br/>
       <w:br/>
     </w:r>

--- a/klagomål/A 3046-2022 FSC-klagomål.docx
+++ b/klagomål/A 3046-2022 FSC-klagomål.docx
@@ -680,7 +680,7 @@
     <w:r>
       <w:tab/>
       <w:tab/>
-      <w:t>2026-05-20</w:t>
+      <w:t>2026-05-21</w:t>
       <w:br/>
       <w:br/>
     </w:r>

--- a/klagomål/A 3046-2022 FSC-klagomål.docx
+++ b/klagomål/A 3046-2022 FSC-klagomål.docx
@@ -680,7 +680,7 @@
     <w:r>
       <w:tab/>
       <w:tab/>
-      <w:t>2026-05-21</w:t>
+      <w:t>2026-05-22</w:t>
       <w:br/>
       <w:br/>
     </w:r>

--- a/klagomål/A 3046-2022 FSC-klagomål.docx
+++ b/klagomål/A 3046-2022 FSC-klagomål.docx
@@ -680,7 +680,7 @@
     <w:r>
       <w:tab/>
       <w:tab/>
-      <w:t>2026-05-22</w:t>
+      <w:t>2026-05-23</w:t>
       <w:br/>
       <w:br/>
     </w:r>

--- a/klagomål/A 3046-2022 FSC-klagomål.docx
+++ b/klagomål/A 3046-2022 FSC-klagomål.docx
@@ -680,7 +680,7 @@
     <w:r>
       <w:tab/>
       <w:tab/>
-      <w:t>2026-05-23</w:t>
+      <w:t>2026-05-24</w:t>
       <w:br/>
       <w:br/>
     </w:r>

--- a/klagomål/A 3046-2022 FSC-klagomål.docx
+++ b/klagomål/A 3046-2022 FSC-klagomål.docx
@@ -680,7 +680,7 @@
     <w:r>
       <w:tab/>
       <w:tab/>
-      <w:t>2026-05-24</w:t>
+      <w:t>2026-05-25</w:t>
       <w:br/>
       <w:br/>
     </w:r>

--- a/klagomål/A 3046-2022 FSC-klagomål.docx
+++ b/klagomål/A 3046-2022 FSC-klagomål.docx
@@ -680,7 +680,7 @@
     <w:r>
       <w:tab/>
       <w:tab/>
-      <w:t>2026-05-25</w:t>
+      <w:t>2026-05-26</w:t>
       <w:br/>
       <w:br/>
     </w:r>

--- a/klagomål/A 3046-2022 FSC-klagomål.docx
+++ b/klagomål/A 3046-2022 FSC-klagomål.docx
@@ -680,7 +680,7 @@
     <w:r>
       <w:tab/>
       <w:tab/>
-      <w:t>2026-05-26</w:t>
+      <w:t>2026-05-27</w:t>
       <w:br/>
       <w:br/>
     </w:r>

--- a/klagomål/A 3046-2022 FSC-klagomål.docx
+++ b/klagomål/A 3046-2022 FSC-klagomål.docx
@@ -680,7 +680,7 @@
     <w:r>
       <w:tab/>
       <w:tab/>
-      <w:t>2026-05-27</w:t>
+      <w:t>2026-05-28</w:t>
       <w:br/>
       <w:br/>
     </w:r>

--- a/klagomål/A 3046-2022 FSC-klagomål.docx
+++ b/klagomål/A 3046-2022 FSC-klagomål.docx
@@ -680,7 +680,7 @@
     <w:r>
       <w:tab/>
       <w:tab/>
-      <w:t>2026-05-28</w:t>
+      <w:t>2026-05-29</w:t>
       <w:br/>
       <w:br/>
     </w:r>

--- a/klagomål/A 3046-2022 FSC-klagomål.docx
+++ b/klagomål/A 3046-2022 FSC-klagomål.docx
@@ -680,7 +680,7 @@
     <w:r>
       <w:tab/>
       <w:tab/>
-      <w:t>2026-05-29</w:t>
+      <w:t>2026-05-30</w:t>
       <w:br/>
       <w:br/>
     </w:r>

--- a/klagomål/A 3046-2022 FSC-klagomål.docx
+++ b/klagomål/A 3046-2022 FSC-klagomål.docx
@@ -680,7 +680,7 @@
     <w:r>
       <w:tab/>
       <w:tab/>
-      <w:t>2026-05-30</w:t>
+      <w:t>2026-05-31</w:t>
       <w:br/>
       <w:br/>
     </w:r>

--- a/klagomål/A 3046-2022 FSC-klagomål.docx
+++ b/klagomål/A 3046-2022 FSC-klagomål.docx
@@ -680,7 +680,7 @@
     <w:r>
       <w:tab/>
       <w:tab/>
-      <w:t>2026-05-31</w:t>
+      <w:t>2026-06-01</w:t>
       <w:br/>
       <w:br/>
     </w:r>

--- a/klagomål/A 3046-2022 FSC-klagomål.docx
+++ b/klagomål/A 3046-2022 FSC-klagomål.docx
@@ -680,7 +680,7 @@
     <w:r>
       <w:tab/>
       <w:tab/>
-      <w:t>2026-06-01</w:t>
+      <w:t>2026-06-02</w:t>
       <w:br/>
       <w:br/>
     </w:r>

--- a/klagomål/A 3046-2022 FSC-klagomål.docx
+++ b/klagomål/A 3046-2022 FSC-klagomål.docx
@@ -680,7 +680,7 @@
     <w:r>
       <w:tab/>
       <w:tab/>
-      <w:t>2026-06-02</w:t>
+      <w:t>2026-06-03</w:t>
       <w:br/>
       <w:br/>
     </w:r>

--- a/klagomål/A 3046-2022 FSC-klagomål.docx
+++ b/klagomål/A 3046-2022 FSC-klagomål.docx
@@ -680,7 +680,7 @@
     <w:r>
       <w:tab/>
       <w:tab/>
-      <w:t>2026-06-03</w:t>
+      <w:t>2026-06-04</w:t>
       <w:br/>
       <w:br/>
     </w:r>

--- a/klagomål/A 3046-2022 FSC-klagomål.docx
+++ b/klagomål/A 3046-2022 FSC-klagomål.docx
@@ -680,7 +680,7 @@
     <w:r>
       <w:tab/>
       <w:tab/>
-      <w:t>2026-06-04</w:t>
+      <w:t>2026-06-05</w:t>
       <w:br/>
       <w:br/>
     </w:r>

--- a/klagomål/A 3046-2022 FSC-klagomål.docx
+++ b/klagomål/A 3046-2022 FSC-klagomål.docx
@@ -680,7 +680,7 @@
     <w:r>
       <w:tab/>
       <w:tab/>
-      <w:t>2026-06-05</w:t>
+      <w:t>2026-06-06</w:t>
       <w:br/>
       <w:br/>
     </w:r>

--- a/klagomål/A 3046-2022 FSC-klagomål.docx
+++ b/klagomål/A 3046-2022 FSC-klagomål.docx
@@ -680,7 +680,7 @@
     <w:r>
       <w:tab/>
       <w:tab/>
-      <w:t>2026-06-06</w:t>
+      <w:t>2026-06-07</w:t>
       <w:br/>
       <w:br/>
     </w:r>

--- a/klagomål/A 3046-2022 FSC-klagomål.docx
+++ b/klagomål/A 3046-2022 FSC-klagomål.docx
@@ -680,7 +680,7 @@
     <w:r>
       <w:tab/>
       <w:tab/>
-      <w:t>2026-06-07</w:t>
+      <w:t>2026-06-08</w:t>
       <w:br/>
       <w:br/>
     </w:r>

--- a/klagomål/A 3046-2022 FSC-klagomål.docx
+++ b/klagomål/A 3046-2022 FSC-klagomål.docx
@@ -680,7 +680,7 @@
     <w:r>
       <w:tab/>
       <w:tab/>
-      <w:t>2026-06-08</w:t>
+      <w:t>2026-06-09</w:t>
       <w:br/>
       <w:br/>
     </w:r>

--- a/klagomål/A 3046-2022 FSC-klagomål.docx
+++ b/klagomål/A 3046-2022 FSC-klagomål.docx
@@ -680,7 +680,7 @@
     <w:r>
       <w:tab/>
       <w:tab/>
-      <w:t>2026-06-09</w:t>
+      <w:t>2026-06-10</w:t>
       <w:br/>
       <w:br/>
     </w:r>

--- a/klagomål/A 3046-2022 FSC-klagomål.docx
+++ b/klagomål/A 3046-2022 FSC-klagomål.docx
@@ -680,7 +680,7 @@
     <w:r>
       <w:tab/>
       <w:tab/>
-      <w:t>2026-06-10</w:t>
+      <w:t>2026-06-11</w:t>
       <w:br/>
       <w:br/>
     </w:r>

--- a/klagomål/A 3046-2022 FSC-klagomål.docx
+++ b/klagomål/A 3046-2022 FSC-klagomål.docx
@@ -680,7 +680,7 @@
     <w:r>
       <w:tab/>
       <w:tab/>
-      <w:t>2026-06-11</w:t>
+      <w:t>2026-06-12</w:t>
       <w:br/>
       <w:br/>
     </w:r>

--- a/klagomål/A 3046-2022 FSC-klagomål.docx
+++ b/klagomål/A 3046-2022 FSC-klagomål.docx
@@ -680,7 +680,7 @@
     <w:r>
       <w:tab/>
       <w:tab/>
-      <w:t>2026-06-12</w:t>
+      <w:t>2026-06-13</w:t>
       <w:br/>
       <w:br/>
     </w:r>

--- a/klagomål/A 3046-2022 FSC-klagomål.docx
+++ b/klagomål/A 3046-2022 FSC-klagomål.docx
@@ -680,7 +680,7 @@
     <w:r>
       <w:tab/>
       <w:tab/>
-      <w:t>2026-06-13</w:t>
+      <w:t>2026-06-14</w:t>
       <w:br/>
       <w:br/>
     </w:r>

--- a/klagomål/A 3046-2022 FSC-klagomål.docx
+++ b/klagomål/A 3046-2022 FSC-klagomål.docx
@@ -680,7 +680,7 @@
     <w:r>
       <w:tab/>
       <w:tab/>
-      <w:t>2026-06-15</w:t>
+      <w:t>2026-06-16</w:t>
       <w:br/>
       <w:br/>
     </w:r>

--- a/klagomål/A 3046-2022 FSC-klagomål.docx
+++ b/klagomål/A 3046-2022 FSC-klagomål.docx
@@ -680,7 +680,7 @@
     <w:r>
       <w:tab/>
       <w:tab/>
-      <w:t>2026-06-16</w:t>
+      <w:t>2026-06-17</w:t>
       <w:br/>
       <w:br/>
     </w:r>

--- a/klagomål/A 3046-2022 FSC-klagomål.docx
+++ b/klagomål/A 3046-2022 FSC-klagomål.docx
@@ -1,6 +1,6 @@
 
 <file path=word/document.xml><?xml version="1.0" encoding="utf-8"?>
-<w:document xmlns:wpc="http://schemas.microsoft.com/office/word/2010/wordprocessingCanvas" xmlns:cx="http://schemas.microsoft.com/office/drawing/2014/chartex" xmlns:cx1="http://schemas.microsoft.com/office/drawing/2015/9/8/chartex" xmlns:cx2="http://schemas.microsoft.com/office/drawing/2015/10/21/chartex" xmlns:cx3="http://schemas.microsoft.com/office/drawing/2016/5/9/chartex" xmlns:cx4="http://schemas.microsoft.com/office/drawing/2016/5/10/chartex" xmlns:cx5="http://schemas.microsoft.com/office/drawing/2016/5/11/chartex" xmlns:cx6="http://schemas.microsoft.com/office/drawing/2016/5/12/chartex" xmlns:cx7="http://schemas.microsoft.com/office/drawing/2016/5/13/chartex" xmlns:cx8="http://schemas.microsoft.com/office/drawing/2016/5/14/chartex" xmlns:mc="http://schemas.openxmlformats.org/markup-compatibility/2006" xmlns:aink="http://schemas.microsoft.com/office/drawing/2016/ink" xmlns:am3d="http://schemas.microsoft.com/office/drawing/2017/model3d" xmlns:o="urn:schemas-microsoft-com:office:office" xmlns:oel="http://schemas.microsoft.com/office/2019/extlst" xmlns:r="http://schemas.openxmlformats.org/officeDocument/2006/relationships" xmlns:m="http://schemas.openxmlformats.org/officeDocument/2006/math" xmlns:v="urn:schemas-microsoft-com:vml" xmlns:wp14="http://schemas.microsoft.com/office/word/2010/wordprocessingDrawing" xmlns:wp="http://schemas.openxmlformats.org/drawingml/2006/wordprocessingDrawing" xmlns:w10="urn:schemas-microsoft-com:office:word" xmlns:w="http://schemas.openxmlformats.org/wordprocessingml/2006/main" xmlns:w14="http://schemas.microsoft.com/office/word/2010/wordml" xmlns:w15="http://schemas.microsoft.com/office/word/2012/wordml" xmlns:w16cex="http://schemas.microsoft.com/office/word/2018/wordml/cex" xmlns:w16cid="http://schemas.microsoft.com/office/word/2016/wordml/cid" xmlns:w16="http://schemas.microsoft.com/office/word/2018/wordml" xmlns:w16sdtdh="http://schemas.microsoft.com/office/word/2020/wordml/sdtdatahash" xmlns:w16se="http://schemas.microsoft.com/office/word/2015/wordml/symex" xmlns:wpg="http://schemas.microsoft.com/office/word/2010/wordprocessingGroup" xmlns:wpi="http://schemas.microsoft.com/office/word/2010/wordprocessingInk" xmlns:wne="http://schemas.microsoft.com/office/word/2006/wordml" xmlns:wps="http://schemas.microsoft.com/office/word/2010/wordprocessingShape" mc:Ignorable="w14 w15 w16se w16cid w16 w16cex w16sdtdh wp14">
+<w:document xmlns:wpc="http://schemas.microsoft.com/office/word/2010/wordprocessingCanvas" xmlns:cx="http://schemas.microsoft.com/office/drawing/2014/chartex" xmlns:cx1="http://schemas.microsoft.com/office/drawing/2015/9/8/chartex" xmlns:cx2="http://schemas.microsoft.com/office/drawing/2015/10/21/chartex" xmlns:cx3="http://schemas.microsoft.com/office/drawing/2016/5/9/chartex" xmlns:cx4="http://schemas.microsoft.com/office/drawing/2016/5/10/chartex" xmlns:cx5="http://schemas.microsoft.com/office/drawing/2016/5/11/chartex" xmlns:cx6="http://schemas.microsoft.com/office/drawing/2016/5/12/chartex" xmlns:cx7="http://schemas.microsoft.com/office/drawing/2016/5/13/chartex" xmlns:cx8="http://schemas.microsoft.com/office/drawing/2016/5/14/chartex" xmlns:mc="http://schemas.openxmlformats.org/markup-compatibility/2006" xmlns:aink="http://schemas.microsoft.com/office/drawing/2016/ink" xmlns:am3d="http://schemas.microsoft.com/office/drawing/2017/model3d" xmlns:o="urn:schemas-microsoft-com:office:office" xmlns:oel="http://schemas.microsoft.com/office/2019/extlst" xmlns:r="http://schemas.openxmlformats.org/officeDocument/2006/relationships" xmlns:m="http://schemas.openxmlformats.org/officeDocument/2006/math" xmlns:v="urn:schemas-microsoft-com:vml" xmlns:wp14="http://schemas.microsoft.com/office/word/2010/wordprocessingDrawing" xmlns:wp="http://schemas.openxmlformats.org/drawingml/2006/wordprocessingDrawing" xmlns:w10="urn:schemas-microsoft-com:office:word" xmlns:w="http://schemas.openxmlformats.org/wordprocessingml/2006/main" xmlns:w14="http://schemas.microsoft.com/office/word/2010/wordml" xmlns:w15="http://schemas.microsoft.com/office/word/2012/wordml" xmlns:w16cex="http://schemas.microsoft.com/office/word/2018/wordml/cex" xmlns:w16cid="http://schemas.microsoft.com/office/word/2016/wordml/cid" xmlns:w16="http://schemas.microsoft.com/office/word/2018/wordml" xmlns:w16du="http://schemas.microsoft.com/office/word/2023/wordml/word16du" xmlns:w16sdtdh="http://schemas.microsoft.com/office/word/2020/wordml/sdtdatahash" xmlns:w16sdtfl="http://schemas.microsoft.com/office/word/2024/wordml/sdtformatlock" xmlns:w16se="http://schemas.microsoft.com/office/word/2015/wordml/symex" xmlns:wpg="http://schemas.microsoft.com/office/word/2010/wordprocessingGroup" xmlns:wpi="http://schemas.microsoft.com/office/word/2010/wordprocessingInk" xmlns:wne="http://schemas.microsoft.com/office/word/2006/wordml" xmlns:wps="http://schemas.microsoft.com/office/word/2010/wordprocessingShape" mc:Ignorable="w14 w15 w16se w16cid w16 w16cex w16sdtdh w16sdtfl w16du wp14">
   <w:body>
     <w:p>
       <w:r>
@@ -163,17 +163,17 @@
         <w:pStyle w:val="Title"/>
       </w:pPr>
       <w:r>
-        <w:t>Inledande FSC- /PEFC-klagomål – information om höga naturvärden i avverkningsanmälan A 3046-2022 i Storumans kommun</w:t>
+        <w:t>Inledande FSC- /PEFC-klagomål – information om höga naturvärden och fridlysta arter i avverkningsanmälan A 3046-2022 i Storumans kommun</w:t>
       </w:r>
     </w:p>
     <w:p>
       <w:r>
-        <w:t>Detta dokument behandlar höga naturvärden i avverkningsanmälan A 3046-2022 i Storumans kommun. Denna avverkningsanmälan inkom 2022-01-20 00:00:00 och omfattar 23,9 ha.</w:t>
+        <w:t>Detta dokument behandlar höga naturvärden i avverkningsanmälan A 3046-2022 i Storumans kommun som inkom 2022-01-20 och omfattar 23,9 ha.</w:t>
       </w:r>
     </w:p>
     <w:p>
       <w:r>
-        <w:t>Nedan presenteras fynd av naturvårdsarter som gjorts i det avverkningsanmälda området, samt relevanta utdrag ur standarderna för FSC, Chain of Custody, Controlled Wood och PEFC.</w:t>
+        <w:t>Nedan presenteras fynd av naturvårdsarter och fridlysta arter som gjorts i det avverkningsanmälda området, samt relevanta utdrag ur standarderna för FSC, Chain of Custody, Controlled Wood och PEFC.</w:t>
       </w:r>
     </w:p>
     <w:p>
@@ -191,12 +191,15 @@
     </w:p>
     <w:p>
       <w:r>
-        <w:t>I avverkningsanmälan har följande 1 naturvårdsarter hittats: garnlav (NT). Av dessa är 1 rödlistade. För rödlistade arter har rödlistekategorin angivits inom parentes.</w:t>
+        <w:t>I avverkningsanmälan har följande 3 naturvårdsarter hittats: garnlav (VU, T), talltagel (NT, T) och plattlummer (S, T, §9). Av dessa är 2 rödlistade. För rödlistade arter har rödlistekategorin angivits inom parentes. Arter som är signalarter enligt Skogsstyrelsen har markerats med (S). Typiska arter inom Natura 2000 som är kopplade till skogsekosystem har markerats med (T). För fridlysta arter anges även paragrafen i Artskyddsförordningen som arten är fridlyst enligt.</w:t>
       </w:r>
     </w:p>
     <w:p>
       <w:r>
-        <w:t>De påträffade naturvårdsarterna är ett tydligt kvitto på att detta rör sig om en skog med höga naturvärden. I Figur 1 visas en karta över det avverkningsanmälda området, där samtliga fyndplatser för naturvårdsarter som finns registrerade på Artportalen har markerats.</w:t>
+        <w:t>De påträffade naturvårdsarterna är ett tydligt kvitto på att det rör sig om en skog med höga naturvärden.</w:t>
+      </w:r>
+      <w:r>
+        <w:t xml:space="preserve"> I Figur 1 visas fyndplatser för naturvårdsarter i området, som finns registrerade på Artportalen.</w:t>
       </w:r>
     </w:p>
     <w:p>
@@ -206,7 +209,7 @@
       <w:r>
         <w:drawing>
           <wp:inline xmlns:a="http://schemas.openxmlformats.org/drawingml/2006/main" xmlns:pic="http://schemas.openxmlformats.org/drawingml/2006/picture">
-            <wp:extent cx="5486400" cy="3034727"/>
+            <wp:extent cx="5486400" cy="3925321"/>
             <wp:docPr id="1" name="Picture 1"/>
             <wp:cNvGraphicFramePr>
               <a:graphicFrameLocks noChangeAspect="1"/>
@@ -227,7 +230,7 @@
                   <pic:spPr>
                     <a:xfrm>
                       <a:off x="0" y="0"/>
-                      <a:ext cx="5486400" cy="3034727"/>
+                      <a:ext cx="5486400" cy="3925321"/>
                     </a:xfrm>
                     <a:prstGeom prst="rect"/>
                   </pic:spPr>
@@ -241,9 +244,60 @@
     <w:p>
       <w:pPr>
         <w:pStyle w:val="Caption"/>
+        <w:spacing w:after="240"/>
       </w:pPr>
       <w:r>
-        <w:t>Figur 1. Fyndplatser för naturvårdsarter i det avverkningsanmälda området (röd linje). Markörer utan svart kant är placerade på fyndplatsen. Markörer med svart kant är placerade vid sidan av fyndplatsen och har ett svart streck som visar fyndplatsens exakta position. Kartans mittpunktskoordinat är N 7208215, E 598295 i SWEREF 99 TM.</w:t>
+        <w:t>Figur 1. Fyndplatser för naturvårdsarter i avverkningsanmälan (röd linje). Markörer utan svart kant är placerade på fyndplatsen. Markörer med svart kant är placerade vid sidan av fyndplatsen och har ett svart streck som visar fyndplatsens exakta position. Kartans mittpunktskoordinat är N 7208215, E 598295 i SWEREF 99 TM.</w:t>
+      </w:r>
+    </w:p>
+    <w:p>
+      <w:pPr>
+        <w:pStyle w:val="Heading2"/>
+      </w:pPr>
+      <w:r>
+        <w:t>Fridlysta arter</w:t>
+      </w:r>
+    </w:p>
+    <w:p>
+      <w:r>
+        <w:t>Följande fridlysta arter har sina livsmiljöer och växtplatser i den avverkningsanmälda skogen: plattlummer (S, T, §9).</w:t>
+      </w:r>
+    </w:p>
+    <w:p>
+      <w:r>
+        <w:rPr>
+          <w:b/>
+        </w:rPr>
+        <w:t>Plattlummer (§9)</w:t>
+      </w:r>
+      <w:r>
+        <w:t xml:space="preserve"> växer främst i ljusöppna sandtallskogar eller annan gles, torr och brandpräglad hedbarrskog. Den är mest frekvent i olika typer av naturskogar och kontinuitetsskogar och missgynnas markant av slutavverkning och maskinell markberedning. Söder ut i landet förekommer de närstående arterna cypresslummer (VU, §8) och mellanlummer (VU, §9), vilka båda omfattas av EU:s art- och habitatdirektiv. Plattlummer är typisk art för </w:t>
+      </w:r>
+      <w:r>
+        <w:rPr>
+          <w:i/>
+        </w:rPr>
+        <w:t xml:space="preserve">9010 Taiga </w:t>
+      </w:r>
+      <w:r>
+        <w:t>och</w:t>
+      </w:r>
+      <w:r>
+        <w:rPr>
+          <w:i/>
+        </w:rPr>
+        <w:t xml:space="preserve"> 2320 Rissandhedar </w:t>
+      </w:r>
+      <w:r>
+        <w:t>(Nitare &amp; Skogsstyrelsen, 2019; SLU Artdatabanken, 2025).</w:t>
+      </w:r>
+    </w:p>
+    <w:p>
+      <w:pPr>
+        <w:pStyle w:val="Heading2"/>
+      </w:pPr>
+      <w:r>
+        <w:t>Övriga naturvårdsarter</w:t>
       </w:r>
     </w:p>
     <w:p>
@@ -270,6 +324,26 @@
           <w:i/>
         </w:rPr>
         <w:t xml:space="preserve"> 9070 Trädklädd betesmark</w:t>
+      </w:r>
+      <w:r>
+        <w:t xml:space="preserve"> (SLU Artdatabanken, 2026).</w:t>
+      </w:r>
+    </w:p>
+    <w:p>
+      <w:r>
+        <w:rPr>
+          <w:b/>
+        </w:rPr>
+        <w:t>Talltagel (NT)</w:t>
+      </w:r>
+      <w:r>
+        <w:t xml:space="preserve"> är en boreal art som förekommer på tall i äldre, öppna tallskogar. Den påverkas negativt av brist på kontinuitetsskog och minskningstakten bedöms vara nära gränsvärdet för Sårbar (VU). Talltagel är typisk art för </w:t>
+      </w:r>
+      <w:r>
+        <w:rPr>
+          <w:i/>
+        </w:rPr>
+        <w:t>9010 Taiga</w:t>
       </w:r>
       <w:r>
         <w:t xml:space="preserve"> (SLU Artdatabanken, 2026).</w:t>
@@ -365,7 +439,7 @@
         <w:rPr>
           <w:i/>
         </w:rPr>
-        <w:t>I det avverkningsanmälda skogsområdet har 1 naturvårdsarter varav 1 rödlistade arter sina livsmiljöer och växtplatser.</w:t>
+        <w:t>I det avverkningsanmälda skogsområdet har 3 naturvårdsarter varav 2 rödlistade arter sina livsmiljöer och växtplatser.</w:t>
       </w:r>
     </w:p>
     <w:p>
@@ -570,7 +644,7 @@
 </file>
 
 <file path=word/endnotes.xml><?xml version="1.0" encoding="utf-8"?>
-<w:endnotes xmlns:wpc="http://schemas.microsoft.com/office/word/2010/wordprocessingCanvas" xmlns:cx="http://schemas.microsoft.com/office/drawing/2014/chartex" xmlns:cx1="http://schemas.microsoft.com/office/drawing/2015/9/8/chartex" xmlns:cx2="http://schemas.microsoft.com/office/drawing/2015/10/21/chartex" xmlns:cx3="http://schemas.microsoft.com/office/drawing/2016/5/9/chartex" xmlns:cx4="http://schemas.microsoft.com/office/drawing/2016/5/10/chartex" xmlns:cx5="http://schemas.microsoft.com/office/drawing/2016/5/11/chartex" xmlns:cx6="http://schemas.microsoft.com/office/drawing/2016/5/12/chartex" xmlns:cx7="http://schemas.microsoft.com/office/drawing/2016/5/13/chartex" xmlns:cx8="http://schemas.microsoft.com/office/drawing/2016/5/14/chartex" xmlns:mc="http://schemas.openxmlformats.org/markup-compatibility/2006" xmlns:aink="http://schemas.microsoft.com/office/drawing/2016/ink" xmlns:am3d="http://schemas.microsoft.com/office/drawing/2017/model3d" xmlns:o="urn:schemas-microsoft-com:office:office" xmlns:oel="http://schemas.microsoft.com/office/2019/extlst" xmlns:r="http://schemas.openxmlformats.org/officeDocument/2006/relationships" xmlns:m="http://schemas.openxmlformats.org/officeDocument/2006/math" xmlns:v="urn:schemas-microsoft-com:vml" xmlns:wp14="http://schemas.microsoft.com/office/word/2010/wordprocessingDrawing" xmlns:wp="http://schemas.openxmlformats.org/drawingml/2006/wordprocessingDrawing" xmlns:w10="urn:schemas-microsoft-com:office:word" xmlns:w="http://schemas.openxmlformats.org/wordprocessingml/2006/main" xmlns:w14="http://schemas.microsoft.com/office/word/2010/wordml" xmlns:w15="http://schemas.microsoft.com/office/word/2012/wordml" xmlns:w16cex="http://schemas.microsoft.com/office/word/2018/wordml/cex" xmlns:w16cid="http://schemas.microsoft.com/office/word/2016/wordml/cid" xmlns:w16="http://schemas.microsoft.com/office/word/2018/wordml" xmlns:w16sdtdh="http://schemas.microsoft.com/office/word/2020/wordml/sdtdatahash" xmlns:w16se="http://schemas.microsoft.com/office/word/2015/wordml/symex" xmlns:wpg="http://schemas.microsoft.com/office/word/2010/wordprocessingGroup" xmlns:wpi="http://schemas.microsoft.com/office/word/2010/wordprocessingInk" xmlns:wne="http://schemas.microsoft.com/office/word/2006/wordml" xmlns:wps="http://schemas.microsoft.com/office/word/2010/wordprocessingShape" mc:Ignorable="w14 w15 w16se w16cid w16 w16cex w16sdtdh wp14">
+<w:endnotes xmlns:wpc="http://schemas.microsoft.com/office/word/2010/wordprocessingCanvas" xmlns:cx="http://schemas.microsoft.com/office/drawing/2014/chartex" xmlns:cx1="http://schemas.microsoft.com/office/drawing/2015/9/8/chartex" xmlns:cx2="http://schemas.microsoft.com/office/drawing/2015/10/21/chartex" xmlns:cx3="http://schemas.microsoft.com/office/drawing/2016/5/9/chartex" xmlns:cx4="http://schemas.microsoft.com/office/drawing/2016/5/10/chartex" xmlns:cx5="http://schemas.microsoft.com/office/drawing/2016/5/11/chartex" xmlns:cx6="http://schemas.microsoft.com/office/drawing/2016/5/12/chartex" xmlns:cx7="http://schemas.microsoft.com/office/drawing/2016/5/13/chartex" xmlns:cx8="http://schemas.microsoft.com/office/drawing/2016/5/14/chartex" xmlns:mc="http://schemas.openxmlformats.org/markup-compatibility/2006" xmlns:aink="http://schemas.microsoft.com/office/drawing/2016/ink" xmlns:am3d="http://schemas.microsoft.com/office/drawing/2017/model3d" xmlns:o="urn:schemas-microsoft-com:office:office" xmlns:oel="http://schemas.microsoft.com/office/2019/extlst" xmlns:r="http://schemas.openxmlformats.org/officeDocument/2006/relationships" xmlns:m="http://schemas.openxmlformats.org/officeDocument/2006/math" xmlns:v="urn:schemas-microsoft-com:vml" xmlns:wp14="http://schemas.microsoft.com/office/word/2010/wordprocessingDrawing" xmlns:wp="http://schemas.openxmlformats.org/drawingml/2006/wordprocessingDrawing" xmlns:w10="urn:schemas-microsoft-com:office:word" xmlns:w="http://schemas.openxmlformats.org/wordprocessingml/2006/main" xmlns:w14="http://schemas.microsoft.com/office/word/2010/wordml" xmlns:w15="http://schemas.microsoft.com/office/word/2012/wordml" xmlns:w16cex="http://schemas.microsoft.com/office/word/2018/wordml/cex" xmlns:w16cid="http://schemas.microsoft.com/office/word/2016/wordml/cid" xmlns:w16="http://schemas.microsoft.com/office/word/2018/wordml" xmlns:w16du="http://schemas.microsoft.com/office/word/2023/wordml/word16du" xmlns:w16sdtdh="http://schemas.microsoft.com/office/word/2020/wordml/sdtdatahash" xmlns:w16sdtfl="http://schemas.microsoft.com/office/word/2024/wordml/sdtformatlock" xmlns:w16se="http://schemas.microsoft.com/office/word/2015/wordml/symex" xmlns:wpg="http://schemas.microsoft.com/office/word/2010/wordprocessingGroup" xmlns:wpi="http://schemas.microsoft.com/office/word/2010/wordprocessingInk" xmlns:wne="http://schemas.microsoft.com/office/word/2006/wordml" xmlns:wps="http://schemas.microsoft.com/office/word/2010/wordprocessingShape" mc:Ignorable="w14 w15 w16se w16cid w16 w16cex w16sdtdh w16sdtfl w16du wp14">
   <w:endnote w:type="separator" w:id="-1">
     <w:p>
       <w:pPr>
@@ -595,7 +669,7 @@
 </file>
 
 <file path=word/footer1.xml><?xml version="1.0" encoding="utf-8"?>
-<w:ftr xmlns:wpc="http://schemas.microsoft.com/office/word/2010/wordprocessingCanvas" xmlns:cx="http://schemas.microsoft.com/office/drawing/2014/chartex" xmlns:cx1="http://schemas.microsoft.com/office/drawing/2015/9/8/chartex" xmlns:cx2="http://schemas.microsoft.com/office/drawing/2015/10/21/chartex" xmlns:cx3="http://schemas.microsoft.com/office/drawing/2016/5/9/chartex" xmlns:cx4="http://schemas.microsoft.com/office/drawing/2016/5/10/chartex" xmlns:cx5="http://schemas.microsoft.com/office/drawing/2016/5/11/chartex" xmlns:cx6="http://schemas.microsoft.com/office/drawing/2016/5/12/chartex" xmlns:cx7="http://schemas.microsoft.com/office/drawing/2016/5/13/chartex" xmlns:cx8="http://schemas.microsoft.com/office/drawing/2016/5/14/chartex" xmlns:mc="http://schemas.openxmlformats.org/markup-compatibility/2006" xmlns:aink="http://schemas.microsoft.com/office/drawing/2016/ink" xmlns:am3d="http://schemas.microsoft.com/office/drawing/2017/model3d" xmlns:o="urn:schemas-microsoft-com:office:office" xmlns:oel="http://schemas.microsoft.com/office/2019/extlst" xmlns:r="http://schemas.openxmlformats.org/officeDocument/2006/relationships" xmlns:m="http://schemas.openxmlformats.org/officeDocument/2006/math" xmlns:v="urn:schemas-microsoft-com:vml" xmlns:wp14="http://schemas.microsoft.com/office/word/2010/wordprocessingDrawing" xmlns:wp="http://schemas.openxmlformats.org/drawingml/2006/wordprocessingDrawing" xmlns:w10="urn:schemas-microsoft-com:office:word" xmlns:w="http://schemas.openxmlformats.org/wordprocessingml/2006/main" xmlns:w14="http://schemas.microsoft.com/office/word/2010/wordml" xmlns:w15="http://schemas.microsoft.com/office/word/2012/wordml" xmlns:w16cex="http://schemas.microsoft.com/office/word/2018/wordml/cex" xmlns:w16cid="http://schemas.microsoft.com/office/word/2016/wordml/cid" xmlns:w16="http://schemas.microsoft.com/office/word/2018/wordml" xmlns:w16sdtdh="http://schemas.microsoft.com/office/word/2020/wordml/sdtdatahash" xmlns:w16se="http://schemas.microsoft.com/office/word/2015/wordml/symex" xmlns:wpg="http://schemas.microsoft.com/office/word/2010/wordprocessingGroup" xmlns:wpi="http://schemas.microsoft.com/office/word/2010/wordprocessingInk" xmlns:wne="http://schemas.microsoft.com/office/word/2006/wordml" xmlns:wps="http://schemas.microsoft.com/office/word/2010/wordprocessingShape" mc:Ignorable="w14 w15 w16se w16cid w16 w16cex w16sdtdh wp14">
+<w:ftr xmlns:wpc="http://schemas.microsoft.com/office/word/2010/wordprocessingCanvas" xmlns:cx="http://schemas.microsoft.com/office/drawing/2014/chartex" xmlns:cx1="http://schemas.microsoft.com/office/drawing/2015/9/8/chartex" xmlns:cx2="http://schemas.microsoft.com/office/drawing/2015/10/21/chartex" xmlns:cx3="http://schemas.microsoft.com/office/drawing/2016/5/9/chartex" xmlns:cx4="http://schemas.microsoft.com/office/drawing/2016/5/10/chartex" xmlns:cx5="http://schemas.microsoft.com/office/drawing/2016/5/11/chartex" xmlns:cx6="http://schemas.microsoft.com/office/drawing/2016/5/12/chartex" xmlns:cx7="http://schemas.microsoft.com/office/drawing/2016/5/13/chartex" xmlns:cx8="http://schemas.microsoft.com/office/drawing/2016/5/14/chartex" xmlns:mc="http://schemas.openxmlformats.org/markup-compatibility/2006" xmlns:aink="http://schemas.microsoft.com/office/drawing/2016/ink" xmlns:am3d="http://schemas.microsoft.com/office/drawing/2017/model3d" xmlns:o="urn:schemas-microsoft-com:office:office" xmlns:oel="http://schemas.microsoft.com/office/2019/extlst" xmlns:r="http://schemas.openxmlformats.org/officeDocument/2006/relationships" xmlns:m="http://schemas.openxmlformats.org/officeDocument/2006/math" xmlns:v="urn:schemas-microsoft-com:vml" xmlns:wp14="http://schemas.microsoft.com/office/word/2010/wordprocessingDrawing" xmlns:wp="http://schemas.openxmlformats.org/drawingml/2006/wordprocessingDrawing" xmlns:w10="urn:schemas-microsoft-com:office:word" xmlns:w="http://schemas.openxmlformats.org/wordprocessingml/2006/main" xmlns:w14="http://schemas.microsoft.com/office/word/2010/wordml" xmlns:w15="http://schemas.microsoft.com/office/word/2012/wordml" xmlns:w16cex="http://schemas.microsoft.com/office/word/2018/wordml/cex" xmlns:w16cid="http://schemas.microsoft.com/office/word/2016/wordml/cid" xmlns:w16="http://schemas.microsoft.com/office/word/2018/wordml" xmlns:w16du="http://schemas.microsoft.com/office/word/2023/wordml/word16du" xmlns:w16sdtdh="http://schemas.microsoft.com/office/word/2020/wordml/sdtdatahash" xmlns:w16sdtfl="http://schemas.microsoft.com/office/word/2024/wordml/sdtformatlock" xmlns:w16se="http://schemas.microsoft.com/office/word/2015/wordml/symex" xmlns:wpg="http://schemas.microsoft.com/office/word/2010/wordprocessingGroup" xmlns:wpi="http://schemas.microsoft.com/office/word/2010/wordprocessingInk" xmlns:wne="http://schemas.microsoft.com/office/word/2006/wordml" xmlns:wps="http://schemas.microsoft.com/office/word/2010/wordprocessingShape" mc:Ignorable="w14 w15 w16se w16cid w16 w16cex w16sdtdh w16sdtfl w16du wp14">
   <w:p>
     <w:pPr>
       <w:pStyle w:val="Footer"/>
@@ -605,7 +679,7 @@
 </file>
 
 <file path=word/footer2.xml><?xml version="1.0" encoding="utf-8"?>
-<w:ftr xmlns:wpc="http://schemas.microsoft.com/office/word/2010/wordprocessingCanvas" xmlns:cx="http://schemas.microsoft.com/office/drawing/2014/chartex" xmlns:cx1="http://schemas.microsoft.com/office/drawing/2015/9/8/chartex" xmlns:cx2="http://schemas.microsoft.com/office/drawing/2015/10/21/chartex" xmlns:cx3="http://schemas.microsoft.com/office/drawing/2016/5/9/chartex" xmlns:cx4="http://schemas.microsoft.com/office/drawing/2016/5/10/chartex" xmlns:cx5="http://schemas.microsoft.com/office/drawing/2016/5/11/chartex" xmlns:cx6="http://schemas.microsoft.com/office/drawing/2016/5/12/chartex" xmlns:cx7="http://schemas.microsoft.com/office/drawing/2016/5/13/chartex" xmlns:cx8="http://schemas.microsoft.com/office/drawing/2016/5/14/chartex" xmlns:mc="http://schemas.openxmlformats.org/markup-compatibility/2006" xmlns:aink="http://schemas.microsoft.com/office/drawing/2016/ink" xmlns:am3d="http://schemas.microsoft.com/office/drawing/2017/model3d" xmlns:o="urn:schemas-microsoft-com:office:office" xmlns:oel="http://schemas.microsoft.com/office/2019/extlst" xmlns:r="http://schemas.openxmlformats.org/officeDocument/2006/relationships" xmlns:m="http://schemas.openxmlformats.org/officeDocument/2006/math" xmlns:v="urn:schemas-microsoft-com:vml" xmlns:wp14="http://schemas.microsoft.com/office/word/2010/wordprocessingDrawing" xmlns:wp="http://schemas.openxmlformats.org/drawingml/2006/wordprocessingDrawing" xmlns:w10="urn:schemas-microsoft-com:office:word" xmlns:w="http://schemas.openxmlformats.org/wordprocessingml/2006/main" xmlns:w14="http://schemas.microsoft.com/office/word/2010/wordml" xmlns:w15="http://schemas.microsoft.com/office/word/2012/wordml" xmlns:w16cex="http://schemas.microsoft.com/office/word/2018/wordml/cex" xmlns:w16cid="http://schemas.microsoft.com/office/word/2016/wordml/cid" xmlns:w16="http://schemas.microsoft.com/office/word/2018/wordml" xmlns:w16sdtdh="http://schemas.microsoft.com/office/word/2020/wordml/sdtdatahash" xmlns:w16se="http://schemas.microsoft.com/office/word/2015/wordml/symex" xmlns:wpg="http://schemas.microsoft.com/office/word/2010/wordprocessingGroup" xmlns:wpi="http://schemas.microsoft.com/office/word/2010/wordprocessingInk" xmlns:wne="http://schemas.microsoft.com/office/word/2006/wordml" xmlns:wps="http://schemas.microsoft.com/office/word/2010/wordprocessingShape" mc:Ignorable="w14 w15 w16se w16cid w16 w16cex w16sdtdh wp14">
+<w:ftr xmlns:wpc="http://schemas.microsoft.com/office/word/2010/wordprocessingCanvas" xmlns:cx="http://schemas.microsoft.com/office/drawing/2014/chartex" xmlns:cx1="http://schemas.microsoft.com/office/drawing/2015/9/8/chartex" xmlns:cx2="http://schemas.microsoft.com/office/drawing/2015/10/21/chartex" xmlns:cx3="http://schemas.microsoft.com/office/drawing/2016/5/9/chartex" xmlns:cx4="http://schemas.microsoft.com/office/drawing/2016/5/10/chartex" xmlns:cx5="http://schemas.microsoft.com/office/drawing/2016/5/11/chartex" xmlns:cx6="http://schemas.microsoft.com/office/drawing/2016/5/12/chartex" xmlns:cx7="http://schemas.microsoft.com/office/drawing/2016/5/13/chartex" xmlns:cx8="http://schemas.microsoft.com/office/drawing/2016/5/14/chartex" xmlns:mc="http://schemas.openxmlformats.org/markup-compatibility/2006" xmlns:aink="http://schemas.microsoft.com/office/drawing/2016/ink" xmlns:am3d="http://schemas.microsoft.com/office/drawing/2017/model3d" xmlns:o="urn:schemas-microsoft-com:office:office" xmlns:oel="http://schemas.microsoft.com/office/2019/extlst" xmlns:r="http://schemas.openxmlformats.org/officeDocument/2006/relationships" xmlns:m="http://schemas.openxmlformats.org/officeDocument/2006/math" xmlns:v="urn:schemas-microsoft-com:vml" xmlns:wp14="http://schemas.microsoft.com/office/word/2010/wordprocessingDrawing" xmlns:wp="http://schemas.openxmlformats.org/drawingml/2006/wordprocessingDrawing" xmlns:w10="urn:schemas-microsoft-com:office:word" xmlns:w="http://schemas.openxmlformats.org/wordprocessingml/2006/main" xmlns:w14="http://schemas.microsoft.com/office/word/2010/wordml" xmlns:w15="http://schemas.microsoft.com/office/word/2012/wordml" xmlns:w16cex="http://schemas.microsoft.com/office/word/2018/wordml/cex" xmlns:w16cid="http://schemas.microsoft.com/office/word/2016/wordml/cid" xmlns:w16="http://schemas.microsoft.com/office/word/2018/wordml" xmlns:w16du="http://schemas.microsoft.com/office/word/2023/wordml/word16du" xmlns:w16sdtdh="http://schemas.microsoft.com/office/word/2020/wordml/sdtdatahash" xmlns:w16sdtfl="http://schemas.microsoft.com/office/word/2024/wordml/sdtformatlock" xmlns:w16se="http://schemas.microsoft.com/office/word/2015/wordml/symex" xmlns:wpg="http://schemas.microsoft.com/office/word/2010/wordprocessingGroup" xmlns:wpi="http://schemas.microsoft.com/office/word/2010/wordprocessingInk" xmlns:wne="http://schemas.microsoft.com/office/word/2006/wordml" xmlns:wps="http://schemas.microsoft.com/office/word/2010/wordprocessingShape" mc:Ignorable="w14 w15 w16se w16cid w16 w16cex w16sdtdh w16sdtfl w16du wp14">
   <w:p>
     <w:pPr>
       <w:pStyle w:val="Footer"/>
@@ -615,7 +689,7 @@
 </file>
 
 <file path=word/footer3.xml><?xml version="1.0" encoding="utf-8"?>
-<w:ftr xmlns:wpc="http://schemas.microsoft.com/office/word/2010/wordprocessingCanvas" xmlns:cx="http://schemas.microsoft.com/office/drawing/2014/chartex" xmlns:cx1="http://schemas.microsoft.com/office/drawing/2015/9/8/chartex" xmlns:cx2="http://schemas.microsoft.com/office/drawing/2015/10/21/chartex" xmlns:cx3="http://schemas.microsoft.com/office/drawing/2016/5/9/chartex" xmlns:cx4="http://schemas.microsoft.com/office/drawing/2016/5/10/chartex" xmlns:cx5="http://schemas.microsoft.com/office/drawing/2016/5/11/chartex" xmlns:cx6="http://schemas.microsoft.com/office/drawing/2016/5/12/chartex" xmlns:cx7="http://schemas.microsoft.com/office/drawing/2016/5/13/chartex" xmlns:cx8="http://schemas.microsoft.com/office/drawing/2016/5/14/chartex" xmlns:mc="http://schemas.openxmlformats.org/markup-compatibility/2006" xmlns:aink="http://schemas.microsoft.com/office/drawing/2016/ink" xmlns:am3d="http://schemas.microsoft.com/office/drawing/2017/model3d" xmlns:o="urn:schemas-microsoft-com:office:office" xmlns:oel="http://schemas.microsoft.com/office/2019/extlst" xmlns:r="http://schemas.openxmlformats.org/officeDocument/2006/relationships" xmlns:m="http://schemas.openxmlformats.org/officeDocument/2006/math" xmlns:v="urn:schemas-microsoft-com:vml" xmlns:wp14="http://schemas.microsoft.com/office/word/2010/wordprocessingDrawing" xmlns:wp="http://schemas.openxmlformats.org/drawingml/2006/wordprocessingDrawing" xmlns:w10="urn:schemas-microsoft-com:office:word" xmlns:w="http://schemas.openxmlformats.org/wordprocessingml/2006/main" xmlns:w14="http://schemas.microsoft.com/office/word/2010/wordml" xmlns:w15="http://schemas.microsoft.com/office/word/2012/wordml" xmlns:w16cex="http://schemas.microsoft.com/office/word/2018/wordml/cex" xmlns:w16cid="http://schemas.microsoft.com/office/word/2016/wordml/cid" xmlns:w16="http://schemas.microsoft.com/office/word/2018/wordml" xmlns:w16sdtdh="http://schemas.microsoft.com/office/word/2020/wordml/sdtdatahash" xmlns:w16se="http://schemas.microsoft.com/office/word/2015/wordml/symex" xmlns:wpg="http://schemas.microsoft.com/office/word/2010/wordprocessingGroup" xmlns:wpi="http://schemas.microsoft.com/office/word/2010/wordprocessingInk" xmlns:wne="http://schemas.microsoft.com/office/word/2006/wordml" xmlns:wps="http://schemas.microsoft.com/office/word/2010/wordprocessingShape" mc:Ignorable="w14 w15 w16se w16cid w16 w16cex w16sdtdh wp14">
+<w:ftr xmlns:wpc="http://schemas.microsoft.com/office/word/2010/wordprocessingCanvas" xmlns:cx="http://schemas.microsoft.com/office/drawing/2014/chartex" xmlns:cx1="http://schemas.microsoft.com/office/drawing/2015/9/8/chartex" xmlns:cx2="http://schemas.microsoft.com/office/drawing/2015/10/21/chartex" xmlns:cx3="http://schemas.microsoft.com/office/drawing/2016/5/9/chartex" xmlns:cx4="http://schemas.microsoft.com/office/drawing/2016/5/10/chartex" xmlns:cx5="http://schemas.microsoft.com/office/drawing/2016/5/11/chartex" xmlns:cx6="http://schemas.microsoft.com/office/drawing/2016/5/12/chartex" xmlns:cx7="http://schemas.microsoft.com/office/drawing/2016/5/13/chartex" xmlns:cx8="http://schemas.microsoft.com/office/drawing/2016/5/14/chartex" xmlns:mc="http://schemas.openxmlformats.org/markup-compatibility/2006" xmlns:aink="http://schemas.microsoft.com/office/drawing/2016/ink" xmlns:am3d="http://schemas.microsoft.com/office/drawing/2017/model3d" xmlns:o="urn:schemas-microsoft-com:office:office" xmlns:oel="http://schemas.microsoft.com/office/2019/extlst" xmlns:r="http://schemas.openxmlformats.org/officeDocument/2006/relationships" xmlns:m="http://schemas.openxmlformats.org/officeDocument/2006/math" xmlns:v="urn:schemas-microsoft-com:vml" xmlns:wp14="http://schemas.microsoft.com/office/word/2010/wordprocessingDrawing" xmlns:wp="http://schemas.openxmlformats.org/drawingml/2006/wordprocessingDrawing" xmlns:w10="urn:schemas-microsoft-com:office:word" xmlns:w="http://schemas.openxmlformats.org/wordprocessingml/2006/main" xmlns:w14="http://schemas.microsoft.com/office/word/2010/wordml" xmlns:w15="http://schemas.microsoft.com/office/word/2012/wordml" xmlns:w16cex="http://schemas.microsoft.com/office/word/2018/wordml/cex" xmlns:w16cid="http://schemas.microsoft.com/office/word/2016/wordml/cid" xmlns:w16="http://schemas.microsoft.com/office/word/2018/wordml" xmlns:w16du="http://schemas.microsoft.com/office/word/2023/wordml/word16du" xmlns:w16sdtdh="http://schemas.microsoft.com/office/word/2020/wordml/sdtdatahash" xmlns:w16sdtfl="http://schemas.microsoft.com/office/word/2024/wordml/sdtformatlock" xmlns:w16se="http://schemas.microsoft.com/office/word/2015/wordml/symex" xmlns:wpg="http://schemas.microsoft.com/office/word/2010/wordprocessingGroup" xmlns:wpi="http://schemas.microsoft.com/office/word/2010/wordprocessingInk" xmlns:wne="http://schemas.microsoft.com/office/word/2006/wordml" xmlns:wps="http://schemas.microsoft.com/office/word/2010/wordprocessingShape" mc:Ignorable="w14 w15 w16se w16cid w16 w16cex w16sdtdh w16sdtfl w16du wp14">
   <w:p>
     <w:pPr>
       <w:pStyle w:val="Footer"/>
@@ -625,7 +699,7 @@
 </file>
 
 <file path=word/footnotes.xml><?xml version="1.0" encoding="utf-8"?>
-<w:footnotes xmlns:wpc="http://schemas.microsoft.com/office/word/2010/wordprocessingCanvas" xmlns:cx="http://schemas.microsoft.com/office/drawing/2014/chartex" xmlns:cx1="http://schemas.microsoft.com/office/drawing/2015/9/8/chartex" xmlns:cx2="http://schemas.microsoft.com/office/drawing/2015/10/21/chartex" xmlns:cx3="http://schemas.microsoft.com/office/drawing/2016/5/9/chartex" xmlns:cx4="http://schemas.microsoft.com/office/drawing/2016/5/10/chartex" xmlns:cx5="http://schemas.microsoft.com/office/drawing/2016/5/11/chartex" xmlns:cx6="http://schemas.microsoft.com/office/drawing/2016/5/12/chartex" xmlns:cx7="http://schemas.microsoft.com/office/drawing/2016/5/13/chartex" xmlns:cx8="http://schemas.microsoft.com/office/drawing/2016/5/14/chartex" xmlns:mc="http://schemas.openxmlformats.org/markup-compatibility/2006" xmlns:aink="http://schemas.microsoft.com/office/drawing/2016/ink" xmlns:am3d="http://schemas.microsoft.com/office/drawing/2017/model3d" xmlns:o="urn:schemas-microsoft-com:office:office" xmlns:oel="http://schemas.microsoft.com/office/2019/extlst" xmlns:r="http://schemas.openxmlformats.org/officeDocument/2006/relationships" xmlns:m="http://schemas.openxmlformats.org/officeDocument/2006/math" xmlns:v="urn:schemas-microsoft-com:vml" xmlns:wp14="http://schemas.microsoft.com/office/word/2010/wordprocessingDrawing" xmlns:wp="http://schemas.openxmlformats.org/drawingml/2006/wordprocessingDrawing" xmlns:w10="urn:schemas-microsoft-com:office:word" xmlns:w="http://schemas.openxmlformats.org/wordprocessingml/2006/main" xmlns:w14="http://schemas.microsoft.com/office/word/2010/wordml" xmlns:w15="http://schemas.microsoft.com/office/word/2012/wordml" xmlns:w16cex="http://schemas.microsoft.com/office/word/2018/wordml/cex" xmlns:w16cid="http://schemas.microsoft.com/office/word/2016/wordml/cid" xmlns:w16="http://schemas.microsoft.com/office/word/2018/wordml" xmlns:w16sdtdh="http://schemas.microsoft.com/office/word/2020/wordml/sdtdatahash" xmlns:w16se="http://schemas.microsoft.com/office/word/2015/wordml/symex" xmlns:wpg="http://schemas.microsoft.com/office/word/2010/wordprocessingGroup" xmlns:wpi="http://schemas.microsoft.com/office/word/2010/wordprocessingInk" xmlns:wne="http://schemas.microsoft.com/office/word/2006/wordml" xmlns:wps="http://schemas.microsoft.com/office/word/2010/wordprocessingShape" mc:Ignorable="w14 w15 w16se w16cid w16 w16cex w16sdtdh wp14">
+<w:footnotes xmlns:wpc="http://schemas.microsoft.com/office/word/2010/wordprocessingCanvas" xmlns:cx="http://schemas.microsoft.com/office/drawing/2014/chartex" xmlns:cx1="http://schemas.microsoft.com/office/drawing/2015/9/8/chartex" xmlns:cx2="http://schemas.microsoft.com/office/drawing/2015/10/21/chartex" xmlns:cx3="http://schemas.microsoft.com/office/drawing/2016/5/9/chartex" xmlns:cx4="http://schemas.microsoft.com/office/drawing/2016/5/10/chartex" xmlns:cx5="http://schemas.microsoft.com/office/drawing/2016/5/11/chartex" xmlns:cx6="http://schemas.microsoft.com/office/drawing/2016/5/12/chartex" xmlns:cx7="http://schemas.microsoft.com/office/drawing/2016/5/13/chartex" xmlns:cx8="http://schemas.microsoft.com/office/drawing/2016/5/14/chartex" xmlns:mc="http://schemas.openxmlformats.org/markup-compatibility/2006" xmlns:aink="http://schemas.microsoft.com/office/drawing/2016/ink" xmlns:am3d="http://schemas.microsoft.com/office/drawing/2017/model3d" xmlns:o="urn:schemas-microsoft-com:office:office" xmlns:oel="http://schemas.microsoft.com/office/2019/extlst" xmlns:r="http://schemas.openxmlformats.org/officeDocument/2006/relationships" xmlns:m="http://schemas.openxmlformats.org/officeDocument/2006/math" xmlns:v="urn:schemas-microsoft-com:vml" xmlns:wp14="http://schemas.microsoft.com/office/word/2010/wordprocessingDrawing" xmlns:wp="http://schemas.openxmlformats.org/drawingml/2006/wordprocessingDrawing" xmlns:w10="urn:schemas-microsoft-com:office:word" xmlns:w="http://schemas.openxmlformats.org/wordprocessingml/2006/main" xmlns:w14="http://schemas.microsoft.com/office/word/2010/wordml" xmlns:w15="http://schemas.microsoft.com/office/word/2012/wordml" xmlns:w16cex="http://schemas.microsoft.com/office/word/2018/wordml/cex" xmlns:w16cid="http://schemas.microsoft.com/office/word/2016/wordml/cid" xmlns:w16="http://schemas.microsoft.com/office/word/2018/wordml" xmlns:w16du="http://schemas.microsoft.com/office/word/2023/wordml/word16du" xmlns:w16sdtdh="http://schemas.microsoft.com/office/word/2020/wordml/sdtdatahash" xmlns:w16sdtfl="http://schemas.microsoft.com/office/word/2024/wordml/sdtformatlock" xmlns:w16se="http://schemas.microsoft.com/office/word/2015/wordml/symex" xmlns:wpg="http://schemas.microsoft.com/office/word/2010/wordprocessingGroup" xmlns:wpi="http://schemas.microsoft.com/office/word/2010/wordprocessingInk" xmlns:wne="http://schemas.microsoft.com/office/word/2006/wordml" xmlns:wps="http://schemas.microsoft.com/office/word/2010/wordprocessingShape" mc:Ignorable="w14 w15 w16se w16cid w16 w16cex w16sdtdh w16sdtfl w16du wp14">
   <w:footnote w:type="separator" w:id="-1">
     <w:p>
       <w:pPr>
@@ -650,7 +724,7 @@
 </file>
 
 <file path=word/header1.xml><?xml version="1.0" encoding="utf-8"?>
-<w:hdr xmlns:wpc="http://schemas.microsoft.com/office/word/2010/wordprocessingCanvas" xmlns:cx="http://schemas.microsoft.com/office/drawing/2014/chartex" xmlns:cx1="http://schemas.microsoft.com/office/drawing/2015/9/8/chartex" xmlns:cx2="http://schemas.microsoft.com/office/drawing/2015/10/21/chartex" xmlns:cx3="http://schemas.microsoft.com/office/drawing/2016/5/9/chartex" xmlns:cx4="http://schemas.microsoft.com/office/drawing/2016/5/10/chartex" xmlns:cx5="http://schemas.microsoft.com/office/drawing/2016/5/11/chartex" xmlns:cx6="http://schemas.microsoft.com/office/drawing/2016/5/12/chartex" xmlns:cx7="http://schemas.microsoft.com/office/drawing/2016/5/13/chartex" xmlns:cx8="http://schemas.microsoft.com/office/drawing/2016/5/14/chartex" xmlns:mc="http://schemas.openxmlformats.org/markup-compatibility/2006" xmlns:aink="http://schemas.microsoft.com/office/drawing/2016/ink" xmlns:am3d="http://schemas.microsoft.com/office/drawing/2017/model3d" xmlns:o="urn:schemas-microsoft-com:office:office" xmlns:oel="http://schemas.microsoft.com/office/2019/extlst" xmlns:r="http://schemas.openxmlformats.org/officeDocument/2006/relationships" xmlns:m="http://schemas.openxmlformats.org/officeDocument/2006/math" xmlns:v="urn:schemas-microsoft-com:vml" xmlns:wp14="http://schemas.microsoft.com/office/word/2010/wordprocessingDrawing" xmlns:wp="http://schemas.openxmlformats.org/drawingml/2006/wordprocessingDrawing" xmlns:w10="urn:schemas-microsoft-com:office:word" xmlns:w="http://schemas.openxmlformats.org/wordprocessingml/2006/main" xmlns:w14="http://schemas.microsoft.com/office/word/2010/wordml" xmlns:w15="http://schemas.microsoft.com/office/word/2012/wordml" xmlns:w16cex="http://schemas.microsoft.com/office/word/2018/wordml/cex" xmlns:w16cid="http://schemas.microsoft.com/office/word/2016/wordml/cid" xmlns:w16="http://schemas.microsoft.com/office/word/2018/wordml" xmlns:w16sdtdh="http://schemas.microsoft.com/office/word/2020/wordml/sdtdatahash" xmlns:w16se="http://schemas.microsoft.com/office/word/2015/wordml/symex" xmlns:wpg="http://schemas.microsoft.com/office/word/2010/wordprocessingGroup" xmlns:wpi="http://schemas.microsoft.com/office/word/2010/wordprocessingInk" xmlns:wne="http://schemas.microsoft.com/office/word/2006/wordml" xmlns:wps="http://schemas.microsoft.com/office/word/2010/wordprocessingShape" mc:Ignorable="w14 w15 w16se w16cid w16 w16cex w16sdtdh wp14">
+<w:hdr xmlns:wpc="http://schemas.microsoft.com/office/word/2010/wordprocessingCanvas" xmlns:cx="http://schemas.microsoft.com/office/drawing/2014/chartex" xmlns:cx1="http://schemas.microsoft.com/office/drawing/2015/9/8/chartex" xmlns:cx2="http://schemas.microsoft.com/office/drawing/2015/10/21/chartex" xmlns:cx3="http://schemas.microsoft.com/office/drawing/2016/5/9/chartex" xmlns:cx4="http://schemas.microsoft.com/office/drawing/2016/5/10/chartex" xmlns:cx5="http://schemas.microsoft.com/office/drawing/2016/5/11/chartex" xmlns:cx6="http://schemas.microsoft.com/office/drawing/2016/5/12/chartex" xmlns:cx7="http://schemas.microsoft.com/office/drawing/2016/5/13/chartex" xmlns:cx8="http://schemas.microsoft.com/office/drawing/2016/5/14/chartex" xmlns:mc="http://schemas.openxmlformats.org/markup-compatibility/2006" xmlns:aink="http://schemas.microsoft.com/office/drawing/2016/ink" xmlns:am3d="http://schemas.microsoft.com/office/drawing/2017/model3d" xmlns:o="urn:schemas-microsoft-com:office:office" xmlns:oel="http://schemas.microsoft.com/office/2019/extlst" xmlns:r="http://schemas.openxmlformats.org/officeDocument/2006/relationships" xmlns:m="http://schemas.openxmlformats.org/officeDocument/2006/math" xmlns:v="urn:schemas-microsoft-com:vml" xmlns:wp14="http://schemas.microsoft.com/office/word/2010/wordprocessingDrawing" xmlns:wp="http://schemas.openxmlformats.org/drawingml/2006/wordprocessingDrawing" xmlns:w10="urn:schemas-microsoft-com:office:word" xmlns:w="http://schemas.openxmlformats.org/wordprocessingml/2006/main" xmlns:w14="http://schemas.microsoft.com/office/word/2010/wordml" xmlns:w15="http://schemas.microsoft.com/office/word/2012/wordml" xmlns:w16cex="http://schemas.microsoft.com/office/word/2018/wordml/cex" xmlns:w16cid="http://schemas.microsoft.com/office/word/2016/wordml/cid" xmlns:w16="http://schemas.microsoft.com/office/word/2018/wordml" xmlns:w16du="http://schemas.microsoft.com/office/word/2023/wordml/word16du" xmlns:w16sdtdh="http://schemas.microsoft.com/office/word/2020/wordml/sdtdatahash" xmlns:w16sdtfl="http://schemas.microsoft.com/office/word/2024/wordml/sdtformatlock" xmlns:w16se="http://schemas.microsoft.com/office/word/2015/wordml/symex" xmlns:wpg="http://schemas.microsoft.com/office/word/2010/wordprocessingGroup" xmlns:wpi="http://schemas.microsoft.com/office/word/2010/wordprocessingInk" xmlns:wne="http://schemas.microsoft.com/office/word/2006/wordml" xmlns:wps="http://schemas.microsoft.com/office/word/2010/wordprocessingShape" mc:Ignorable="w14 w15 w16se w16cid w16 w16cex w16sdtdh w16sdtfl w16du wp14">
   <w:p>
     <w:pPr>
       <w:pStyle w:val="Header"/>
@@ -660,7 +734,7 @@
 </file>
 
 <file path=word/header2.xml><?xml version="1.0" encoding="utf-8"?>
-<w:hdr xmlns:wpc="http://schemas.microsoft.com/office/word/2010/wordprocessingCanvas" xmlns:cx="http://schemas.microsoft.com/office/drawing/2014/chartex" xmlns:cx1="http://schemas.microsoft.com/office/drawing/2015/9/8/chartex" xmlns:cx2="http://schemas.microsoft.com/office/drawing/2015/10/21/chartex" xmlns:cx3="http://schemas.microsoft.com/office/drawing/2016/5/9/chartex" xmlns:cx4="http://schemas.microsoft.com/office/drawing/2016/5/10/chartex" xmlns:cx5="http://schemas.microsoft.com/office/drawing/2016/5/11/chartex" xmlns:cx6="http://schemas.microsoft.com/office/drawing/2016/5/12/chartex" xmlns:cx7="http://schemas.microsoft.com/office/drawing/2016/5/13/chartex" xmlns:cx8="http://schemas.microsoft.com/office/drawing/2016/5/14/chartex" xmlns:mc="http://schemas.openxmlformats.org/markup-compatibility/2006" xmlns:aink="http://schemas.microsoft.com/office/drawing/2016/ink" xmlns:am3d="http://schemas.microsoft.com/office/drawing/2017/model3d" xmlns:o="urn:schemas-microsoft-com:office:office" xmlns:oel="http://schemas.microsoft.com/office/2019/extlst" xmlns:r="http://schemas.openxmlformats.org/officeDocument/2006/relationships" xmlns:m="http://schemas.openxmlformats.org/officeDocument/2006/math" xmlns:v="urn:schemas-microsoft-com:vml" xmlns:wp14="http://schemas.microsoft.com/office/word/2010/wordprocessingDrawing" xmlns:wp="http://schemas.openxmlformats.org/drawingml/2006/wordprocessingDrawing" xmlns:w10="urn:schemas-microsoft-com:office:word" xmlns:w="http://schemas.openxmlformats.org/wordprocessingml/2006/main" xmlns:w14="http://schemas.microsoft.com/office/word/2010/wordml" xmlns:w15="http://schemas.microsoft.com/office/word/2012/wordml" xmlns:w16cex="http://schemas.microsoft.com/office/word/2018/wordml/cex" xmlns:w16cid="http://schemas.microsoft.com/office/word/2016/wordml/cid" xmlns:w16="http://schemas.microsoft.com/office/word/2018/wordml" xmlns:w16sdtdh="http://schemas.microsoft.com/office/word/2020/wordml/sdtdatahash" xmlns:w16se="http://schemas.microsoft.com/office/word/2015/wordml/symex" xmlns:wpg="http://schemas.microsoft.com/office/word/2010/wordprocessingGroup" xmlns:wpi="http://schemas.microsoft.com/office/word/2010/wordprocessingInk" xmlns:wne="http://schemas.microsoft.com/office/word/2006/wordml" xmlns:wps="http://schemas.microsoft.com/office/word/2010/wordprocessingShape" mc:Ignorable="w14 w15 w16se w16cid w16 w16cex w16sdtdh wp14">
+<w:hdr xmlns:wpc="http://schemas.microsoft.com/office/word/2010/wordprocessingCanvas" xmlns:cx="http://schemas.microsoft.com/office/drawing/2014/chartex" xmlns:cx1="http://schemas.microsoft.com/office/drawing/2015/9/8/chartex" xmlns:cx2="http://schemas.microsoft.com/office/drawing/2015/10/21/chartex" xmlns:cx3="http://schemas.microsoft.com/office/drawing/2016/5/9/chartex" xmlns:cx4="http://schemas.microsoft.com/office/drawing/2016/5/10/chartex" xmlns:cx5="http://schemas.microsoft.com/office/drawing/2016/5/11/chartex" xmlns:cx6="http://schemas.microsoft.com/office/drawing/2016/5/12/chartex" xmlns:cx7="http://schemas.microsoft.com/office/drawing/2016/5/13/chartex" xmlns:cx8="http://schemas.microsoft.com/office/drawing/2016/5/14/chartex" xmlns:mc="http://schemas.openxmlformats.org/markup-compatibility/2006" xmlns:aink="http://schemas.microsoft.com/office/drawing/2016/ink" xmlns:am3d="http://schemas.microsoft.com/office/drawing/2017/model3d" xmlns:o="urn:schemas-microsoft-com:office:office" xmlns:oel="http://schemas.microsoft.com/office/2019/extlst" xmlns:r="http://schemas.openxmlformats.org/officeDocument/2006/relationships" xmlns:m="http://schemas.openxmlformats.org/officeDocument/2006/math" xmlns:v="urn:schemas-microsoft-com:vml" xmlns:wp14="http://schemas.microsoft.com/office/word/2010/wordprocessingDrawing" xmlns:wp="http://schemas.openxmlformats.org/drawingml/2006/wordprocessingDrawing" xmlns:w10="urn:schemas-microsoft-com:office:word" xmlns:w="http://schemas.openxmlformats.org/wordprocessingml/2006/main" xmlns:w14="http://schemas.microsoft.com/office/word/2010/wordml" xmlns:w15="http://schemas.microsoft.com/office/word/2012/wordml" xmlns:w16cex="http://schemas.microsoft.com/office/word/2018/wordml/cex" xmlns:w16cid="http://schemas.microsoft.com/office/word/2016/wordml/cid" xmlns:w16="http://schemas.microsoft.com/office/word/2018/wordml" xmlns:w16du="http://schemas.microsoft.com/office/word/2023/wordml/word16du" xmlns:w16sdtdh="http://schemas.microsoft.com/office/word/2020/wordml/sdtdatahash" xmlns:w16sdtfl="http://schemas.microsoft.com/office/word/2024/wordml/sdtformatlock" xmlns:w16se="http://schemas.microsoft.com/office/word/2015/wordml/symex" xmlns:wpg="http://schemas.microsoft.com/office/word/2010/wordprocessingGroup" xmlns:wpi="http://schemas.microsoft.com/office/word/2010/wordprocessingInk" xmlns:wne="http://schemas.microsoft.com/office/word/2006/wordml" xmlns:wps="http://schemas.microsoft.com/office/word/2010/wordprocessingShape" mc:Ignorable="w14 w15 w16se w16cid w16 w16cex w16sdtdh w16sdtfl w16du wp14">
   <w:p>
     <w:pPr>
       <w:pStyle w:val="Header"/>
@@ -671,7 +745,7 @@
 </file>
 
 <file path=word/header3.xml><?xml version="1.0" encoding="utf-8"?>
-<w:hdr xmlns:wpc="http://schemas.microsoft.com/office/word/2010/wordprocessingCanvas" xmlns:cx="http://schemas.microsoft.com/office/drawing/2014/chartex" xmlns:cx1="http://schemas.microsoft.com/office/drawing/2015/9/8/chartex" xmlns:cx2="http://schemas.microsoft.com/office/drawing/2015/10/21/chartex" xmlns:cx3="http://schemas.microsoft.com/office/drawing/2016/5/9/chartex" xmlns:cx4="http://schemas.microsoft.com/office/drawing/2016/5/10/chartex" xmlns:cx5="http://schemas.microsoft.com/office/drawing/2016/5/11/chartex" xmlns:cx6="http://schemas.microsoft.com/office/drawing/2016/5/12/chartex" xmlns:cx7="http://schemas.microsoft.com/office/drawing/2016/5/13/chartex" xmlns:cx8="http://schemas.microsoft.com/office/drawing/2016/5/14/chartex" xmlns:mc="http://schemas.openxmlformats.org/markup-compatibility/2006" xmlns:aink="http://schemas.microsoft.com/office/drawing/2016/ink" xmlns:am3d="http://schemas.microsoft.com/office/drawing/2017/model3d" xmlns:o="urn:schemas-microsoft-com:office:office" xmlns:oel="http://schemas.microsoft.com/office/2019/extlst" xmlns:r="http://schemas.openxmlformats.org/officeDocument/2006/relationships" xmlns:m="http://schemas.openxmlformats.org/officeDocument/2006/math" xmlns:v="urn:schemas-microsoft-com:vml" xmlns:wp14="http://schemas.microsoft.com/office/word/2010/wordprocessingDrawing" xmlns:wp="http://schemas.openxmlformats.org/drawingml/2006/wordprocessingDrawing" xmlns:w10="urn:schemas-microsoft-com:office:word" xmlns:w="http://schemas.openxmlformats.org/wordprocessingml/2006/main" xmlns:w14="http://schemas.microsoft.com/office/word/2010/wordml" xmlns:w15="http://schemas.microsoft.com/office/word/2012/wordml" xmlns:w16cex="http://schemas.microsoft.com/office/word/2018/wordml/cex" xmlns:w16cid="http://schemas.microsoft.com/office/word/2016/wordml/cid" xmlns:w16="http://schemas.microsoft.com/office/word/2018/wordml" xmlns:w16sdtdh="http://schemas.microsoft.com/office/word/2020/wordml/sdtdatahash" xmlns:w16se="http://schemas.microsoft.com/office/word/2015/wordml/symex" xmlns:wpg="http://schemas.microsoft.com/office/word/2010/wordprocessingGroup" xmlns:wpi="http://schemas.microsoft.com/office/word/2010/wordprocessingInk" xmlns:wne="http://schemas.microsoft.com/office/word/2006/wordml" xmlns:wps="http://schemas.microsoft.com/office/word/2010/wordprocessingShape" mc:Ignorable="w14 w15 w16se w16cid w16 w16cex w16sdtdh wp14">
+<w:hdr xmlns:wpc="http://schemas.microsoft.com/office/word/2010/wordprocessingCanvas" xmlns:cx="http://schemas.microsoft.com/office/drawing/2014/chartex" xmlns:cx1="http://schemas.microsoft.com/office/drawing/2015/9/8/chartex" xmlns:cx2="http://schemas.microsoft.com/office/drawing/2015/10/21/chartex" xmlns:cx3="http://schemas.microsoft.com/office/drawing/2016/5/9/chartex" xmlns:cx4="http://schemas.microsoft.com/office/drawing/2016/5/10/chartex" xmlns:cx5="http://schemas.microsoft.com/office/drawing/2016/5/11/chartex" xmlns:cx6="http://schemas.microsoft.com/office/drawing/2016/5/12/chartex" xmlns:cx7="http://schemas.microsoft.com/office/drawing/2016/5/13/chartex" xmlns:cx8="http://schemas.microsoft.com/office/drawing/2016/5/14/chartex" xmlns:mc="http://schemas.openxmlformats.org/markup-compatibility/2006" xmlns:aink="http://schemas.microsoft.com/office/drawing/2016/ink" xmlns:am3d="http://schemas.microsoft.com/office/drawing/2017/model3d" xmlns:o="urn:schemas-microsoft-com:office:office" xmlns:oel="http://schemas.microsoft.com/office/2019/extlst" xmlns:r="http://schemas.openxmlformats.org/officeDocument/2006/relationships" xmlns:m="http://schemas.openxmlformats.org/officeDocument/2006/math" xmlns:v="urn:schemas-microsoft-com:vml" xmlns:wp14="http://schemas.microsoft.com/office/word/2010/wordprocessingDrawing" xmlns:wp="http://schemas.openxmlformats.org/drawingml/2006/wordprocessingDrawing" xmlns:w10="urn:schemas-microsoft-com:office:word" xmlns:w="http://schemas.openxmlformats.org/wordprocessingml/2006/main" xmlns:w14="http://schemas.microsoft.com/office/word/2010/wordml" xmlns:w15="http://schemas.microsoft.com/office/word/2012/wordml" xmlns:w16cex="http://schemas.microsoft.com/office/word/2018/wordml/cex" xmlns:w16cid="http://schemas.microsoft.com/office/word/2016/wordml/cid" xmlns:w16="http://schemas.microsoft.com/office/word/2018/wordml" xmlns:w16du="http://schemas.microsoft.com/office/word/2023/wordml/word16du" xmlns:w16sdtdh="http://schemas.microsoft.com/office/word/2020/wordml/sdtdatahash" xmlns:w16sdtfl="http://schemas.microsoft.com/office/word/2024/wordml/sdtformatlock" xmlns:w16se="http://schemas.microsoft.com/office/word/2015/wordml/symex" xmlns:wpg="http://schemas.microsoft.com/office/word/2010/wordprocessingGroup" xmlns:wpi="http://schemas.microsoft.com/office/word/2010/wordprocessingInk" xmlns:wne="http://schemas.microsoft.com/office/word/2006/wordml" xmlns:wps="http://schemas.microsoft.com/office/word/2010/wordprocessingShape" mc:Ignorable="w14 w15 w16se w16cid w16 w16cex w16sdtdh w16sdtfl w16du wp14">
   <w:p>
     <w:pPr>
       <w:pStyle w:val="Header"/>
@@ -680,7 +754,7 @@
     <w:r>
       <w:tab/>
       <w:tab/>
-      <w:t>2026-06-17</w:t>
+      <w:t>2026-06-18</w:t>
       <w:br/>
       <w:br/>
     </w:r>
@@ -697,7 +771,7 @@
 </file>
 
 <file path=word/numbering.xml><?xml version="1.0" encoding="utf-8"?>
-<w:numbering xmlns:wpc="http://schemas.microsoft.com/office/word/2010/wordprocessingCanvas" xmlns:cx="http://schemas.microsoft.com/office/drawing/2014/chartex" xmlns:cx1="http://schemas.microsoft.com/office/drawing/2015/9/8/chartex" xmlns:cx2="http://schemas.microsoft.com/office/drawing/2015/10/21/chartex" xmlns:cx3="http://schemas.microsoft.com/office/drawing/2016/5/9/chartex" xmlns:cx4="http://schemas.microsoft.com/office/drawing/2016/5/10/chartex" xmlns:cx5="http://schemas.microsoft.com/office/drawing/2016/5/11/chartex" xmlns:cx6="http://schemas.microsoft.com/office/drawing/2016/5/12/chartex" xmlns:cx7="http://schemas.microsoft.com/office/drawing/2016/5/13/chartex" xmlns:cx8="http://schemas.microsoft.com/office/drawing/2016/5/14/chartex" xmlns:mc="http://schemas.openxmlformats.org/markup-compatibility/2006" xmlns:aink="http://schemas.microsoft.com/office/drawing/2016/ink" xmlns:am3d="http://schemas.microsoft.com/office/drawing/2017/model3d" xmlns:o="urn:schemas-microsoft-com:office:office" xmlns:oel="http://schemas.microsoft.com/office/2019/extlst" xmlns:r="http://schemas.openxmlformats.org/officeDocument/2006/relationships" xmlns:m="http://schemas.openxmlformats.org/officeDocument/2006/math" xmlns:v="urn:schemas-microsoft-com:vml" xmlns:wp14="http://schemas.microsoft.com/office/word/2010/wordprocessingDrawing" xmlns:wp="http://schemas.openxmlformats.org/drawingml/2006/wordprocessingDrawing" xmlns:w10="urn:schemas-microsoft-com:office:word" xmlns:w="http://schemas.openxmlformats.org/wordprocessingml/2006/main" xmlns:w14="http://schemas.microsoft.com/office/word/2010/wordml" xmlns:w15="http://schemas.microsoft.com/office/word/2012/wordml" xmlns:w16cex="http://schemas.microsoft.com/office/word/2018/wordml/cex" xmlns:w16cid="http://schemas.microsoft.com/office/word/2016/wordml/cid" xmlns:w16="http://schemas.microsoft.com/office/word/2018/wordml" xmlns:w16sdtdh="http://schemas.microsoft.com/office/word/2020/wordml/sdtdatahash" xmlns:w16se="http://schemas.microsoft.com/office/word/2015/wordml/symex" xmlns:wpg="http://schemas.microsoft.com/office/word/2010/wordprocessingGroup" xmlns:wpi="http://schemas.microsoft.com/office/word/2010/wordprocessingInk" xmlns:wne="http://schemas.microsoft.com/office/word/2006/wordml" xmlns:wps="http://schemas.microsoft.com/office/word/2010/wordprocessingShape" mc:Ignorable="w14 w15 w16se w16cid w16 w16cex w16sdtdh wp14">
+<w:numbering xmlns:wpc="http://schemas.microsoft.com/office/word/2010/wordprocessingCanvas" xmlns:cx="http://schemas.microsoft.com/office/drawing/2014/chartex" xmlns:cx1="http://schemas.microsoft.com/office/drawing/2015/9/8/chartex" xmlns:cx2="http://schemas.microsoft.com/office/drawing/2015/10/21/chartex" xmlns:cx3="http://schemas.microsoft.com/office/drawing/2016/5/9/chartex" xmlns:cx4="http://schemas.microsoft.com/office/drawing/2016/5/10/chartex" xmlns:cx5="http://schemas.microsoft.com/office/drawing/2016/5/11/chartex" xmlns:cx6="http://schemas.microsoft.com/office/drawing/2016/5/12/chartex" xmlns:cx7="http://schemas.microsoft.com/office/drawing/2016/5/13/chartex" xmlns:cx8="http://schemas.microsoft.com/office/drawing/2016/5/14/chartex" xmlns:mc="http://schemas.openxmlformats.org/markup-compatibility/2006" xmlns:aink="http://schemas.microsoft.com/office/drawing/2016/ink" xmlns:am3d="http://schemas.microsoft.com/office/drawing/2017/model3d" xmlns:o="urn:schemas-microsoft-com:office:office" xmlns:oel="http://schemas.microsoft.com/office/2019/extlst" xmlns:r="http://schemas.openxmlformats.org/officeDocument/2006/relationships" xmlns:m="http://schemas.openxmlformats.org/officeDocument/2006/math" xmlns:v="urn:schemas-microsoft-com:vml" xmlns:wp14="http://schemas.microsoft.com/office/word/2010/wordprocessingDrawing" xmlns:wp="http://schemas.openxmlformats.org/drawingml/2006/wordprocessingDrawing" xmlns:w10="urn:schemas-microsoft-com:office:word" xmlns:w="http://schemas.openxmlformats.org/wordprocessingml/2006/main" xmlns:w14="http://schemas.microsoft.com/office/word/2010/wordml" xmlns:w15="http://schemas.microsoft.com/office/word/2012/wordml" xmlns:w16cex="http://schemas.microsoft.com/office/word/2018/wordml/cex" xmlns:w16cid="http://schemas.microsoft.com/office/word/2016/wordml/cid" xmlns:w16="http://schemas.microsoft.com/office/word/2018/wordml" xmlns:w16du="http://schemas.microsoft.com/office/word/2023/wordml/word16du" xmlns:w16sdtdh="http://schemas.microsoft.com/office/word/2020/wordml/sdtdatahash" xmlns:w16sdtfl="http://schemas.microsoft.com/office/word/2024/wordml/sdtformatlock" xmlns:w16se="http://schemas.microsoft.com/office/word/2015/wordml/symex" xmlns:wpg="http://schemas.microsoft.com/office/word/2010/wordprocessingGroup" xmlns:wpi="http://schemas.microsoft.com/office/word/2010/wordprocessingInk" xmlns:wne="http://schemas.microsoft.com/office/word/2006/wordml" xmlns:wps="http://schemas.microsoft.com/office/word/2010/wordprocessingShape" mc:Ignorable="w14 w15 w16se w16cid w16 w16cex w16sdtdh w16sdtfl w16du wp14">
   <w:abstractNum w:abstractNumId="0" w15:restartNumberingAfterBreak="0">
     <w:nsid w:val="FFFFFF7C"/>
     <w:multiLevelType w:val="singleLevel"/>
@@ -900,7 +974,7 @@
 </file>
 
 <file path=word/styles.xml><?xml version="1.0" encoding="utf-8"?>
-<w:styles xmlns:mc="http://schemas.openxmlformats.org/markup-compatibility/2006" xmlns:r="http://schemas.openxmlformats.org/officeDocument/2006/relationships" xmlns:w="http://schemas.openxmlformats.org/wordprocessingml/2006/main" xmlns:w14="http://schemas.microsoft.com/office/word/2010/wordml" xmlns:w15="http://schemas.microsoft.com/office/word/2012/wordml" xmlns:w16cex="http://schemas.microsoft.com/office/word/2018/wordml/cex" xmlns:w16cid="http://schemas.microsoft.com/office/word/2016/wordml/cid" xmlns:w16="http://schemas.microsoft.com/office/word/2018/wordml" xmlns:w16sdtdh="http://schemas.microsoft.com/office/word/2020/wordml/sdtdatahash" xmlns:w16se="http://schemas.microsoft.com/office/word/2015/wordml/symex" mc:Ignorable="w14 w15 w16se w16cid w16 w16cex w16sdtdh">
+<w:styles xmlns:mc="http://schemas.openxmlformats.org/markup-compatibility/2006" xmlns:r="http://schemas.openxmlformats.org/officeDocument/2006/relationships" xmlns:w="http://schemas.openxmlformats.org/wordprocessingml/2006/main" xmlns:w14="http://schemas.microsoft.com/office/word/2010/wordml" xmlns:w15="http://schemas.microsoft.com/office/word/2012/wordml" xmlns:w16cex="http://schemas.microsoft.com/office/word/2018/wordml/cex" xmlns:w16cid="http://schemas.microsoft.com/office/word/2016/wordml/cid" xmlns:w16="http://schemas.microsoft.com/office/word/2018/wordml" xmlns:w16du="http://schemas.microsoft.com/office/word/2023/wordml/word16du" xmlns:w16sdtdh="http://schemas.microsoft.com/office/word/2020/wordml/sdtdatahash" xmlns:w16sdtfl="http://schemas.microsoft.com/office/word/2024/wordml/sdtformatlock" xmlns:w16se="http://schemas.microsoft.com/office/word/2015/wordml/symex" mc:Ignorable="w14 w15 w16se w16cid w16 w16cex w16sdtdh w16sdtfl w16du">
   <w:docDefaults>
     <w:rPrDefault>
       <w:rPr>
@@ -1658,7 +1732,7 @@
     <w:link w:val="TitleChar"/>
     <w:uiPriority w:val="10"/>
     <w:qFormat/>
-    <w:rsid w:val="007106C8"/>
+    <w:rsid w:val="00E854FA"/>
     <w:pPr>
       <w:spacing w:after="300" w:line="240" w:lineRule="auto"/>
       <w:contextualSpacing/>
@@ -1668,7 +1742,7 @@
       <w:rFonts w:eastAsiaTheme="majorEastAsia" w:cstheme="majorBidi"/>
       <w:spacing w:val="5"/>
       <w:kern w:val="28"/>
-      <w:sz w:val="52"/>
+      <w:sz w:val="40"/>
       <w:szCs w:val="52"/>
       <w:lang w:val="sv-SE" w:eastAsia="en-US" w:bidi="ar-SA"/>
     </w:rPr>
@@ -1678,12 +1752,12 @@
     <w:basedOn w:val="DefaultParagraphFont"/>
     <w:link w:val="Title"/>
     <w:uiPriority w:val="10"/>
-    <w:rsid w:val="007106C8"/>
+    <w:rsid w:val="00E854FA"/>
     <w:rPr>
       <w:rFonts w:ascii="Times New Roman" w:eastAsiaTheme="majorEastAsia" w:hAnsi="Times New Roman" w:cstheme="majorBidi"/>
       <w:spacing w:val="5"/>
       <w:kern w:val="28"/>
-      <w:sz w:val="52"/>
+      <w:sz w:val="40"/>
       <w:szCs w:val="52"/>
       <w:lang w:val="sv-SE" w:eastAsia="en-US" w:bidi="ar-SA"/>
     </w:rPr>

--- a/klagomål/A 3046-2022 FSC-klagomål.docx
+++ b/klagomål/A 3046-2022 FSC-klagomål.docx
@@ -754,7 +754,7 @@
     <w:r>
       <w:tab/>
       <w:tab/>
-      <w:t>2026-06-18</w:t>
+      <w:t>2026-06-19</w:t>
       <w:br/>
       <w:br/>
     </w:r>

--- a/klagomål/A 3046-2022 FSC-klagomål.docx
+++ b/klagomål/A 3046-2022 FSC-klagomål.docx
@@ -754,7 +754,7 @@
     <w:r>
       <w:tab/>
       <w:tab/>
-      <w:t>2026-06-19</w:t>
+      <w:t>2026-06-20</w:t>
       <w:br/>
       <w:br/>
     </w:r>

--- a/klagomål/A 3046-2022 FSC-klagomål.docx
+++ b/klagomål/A 3046-2022 FSC-klagomål.docx
@@ -168,38 +168,7 @@
     </w:p>
     <w:p>
       <w:r>
-        <w:t>Detta dokument behandlar höga naturvärden i avverkningsanmälan A 3046-2022 i Storumans kommun som inkom 2022-01-20 och omfattar 23,9 ha.</w:t>
-      </w:r>
-    </w:p>
-    <w:p>
-      <w:r>
-        <w:t>Nedan presenteras fynd av naturvårdsarter och fridlysta arter som gjorts i det avverkningsanmälda området, samt relevanta utdrag ur standarderna för FSC, Chain of Custody, Controlled Wood och PEFC.</w:t>
-      </w:r>
-    </w:p>
-    <w:p>
-      <w:r>
-        <w:t>Vi förväntar oss att ni återkommer med ett skriftligt svar på vårt klagomål och även beskriver vilka korrigerande åtgärder ni satt in för att rätta till identifierade brister i er efterlevnad av den svenska FSC standarden.</w:t>
-      </w:r>
-    </w:p>
-    <w:p>
-      <w:pPr>
-        <w:pStyle w:val="Heading1"/>
-      </w:pPr>
-      <w:r>
-        <w:t>Naturvårdsarter</w:t>
-      </w:r>
-    </w:p>
-    <w:p>
-      <w:r>
-        <w:t>I avverkningsanmälan har följande 3 naturvårdsarter hittats: garnlav (VU, T), talltagel (NT, T) och plattlummer (S, T, §9). Av dessa är 2 rödlistade. För rödlistade arter har rödlistekategorin angivits inom parentes. Arter som är signalarter enligt Skogsstyrelsen har markerats med (S). Typiska arter inom Natura 2000 som är kopplade till skogsekosystem har markerats med (T). För fridlysta arter anges även paragrafen i Artskyddsförordningen som arten är fridlyst enligt.</w:t>
-      </w:r>
-    </w:p>
-    <w:p>
-      <w:r>
-        <w:t>De påträffade naturvårdsarterna är ett tydligt kvitto på att det rör sig om en skog med höga naturvärden.</w:t>
-      </w:r>
-      <w:r>
-        <w:t xml:space="preserve"> I Figur 1 visas fyndplatser för naturvårdsarter i området, som finns registrerade på Artportalen.</w:t>
+        <w:t>Detta klagomål behandlar höga naturvärden i avverkningsanmälan A 3046-2022 i Storumans kommun som inkom 2022-01-20 och omfattar 23,9 ha.</w:t>
       </w:r>
     </w:p>
     <w:p>
@@ -247,57 +216,35 @@
         <w:spacing w:after="240"/>
       </w:pPr>
       <w:r>
-        <w:t>Figur 1. Fyndplatser för naturvårdsarter i avverkningsanmälan (röd linje). Markörer utan svart kant är placerade på fyndplatsen. Markörer med svart kant är placerade vid sidan av fyndplatsen och har ett svart streck som visar fyndplatsens exakta position. Kartans mittpunktskoordinat är N 7208215, E 598295 i SWEREF 99 TM.</w:t>
+        <w:t>Figur 1. Fyndplatser för naturvårdsarter i avverkningsanmälan. Markörer utan svart kant är placerade på fyndplatsen. Markörer med svart kant är placerade vid sidan av fyndplatsen har ett svart streck som visar fyndplatsens exakta position. Kartans mittpunktskoordinat är N 7208215, E 598295 i SWEREF 99 TM.</w:t>
+      </w:r>
+    </w:p>
+    <w:p>
+      <w:r>
+        <w:t>I avverkningsanmälan finns fynd av 3 naturvårdsarter, varav 2 är rödlistade, 1 är fridlyst, 3 är typiska (T) och 1 är signalart (S): garnlav (VU, T), talltagel (NT, T) och plattlummer (S, T, §9). Se Figur 1.</w:t>
+      </w:r>
+    </w:p>
+    <w:p>
+      <w:r>
+        <w:t>Nedan presenteras relevanta utdrag ur standarderna för FSC, Chain of Custody, Controlled Wood och PEFC.</w:t>
+      </w:r>
+    </w:p>
+    <w:p>
+      <w:r>
+        <w:t>Vi förväntar oss att ni återkommer med ett skriftligt svar på vårt klagomål och även beskriver vilka korrigerande åtgärder ni satt in för att rätta till identifierade brister i er efterlevnad av den svenska FSC standarden.</w:t>
       </w:r>
     </w:p>
     <w:p>
       <w:pPr>
-        <w:pStyle w:val="Heading2"/>
+        <w:pStyle w:val="Heading1"/>
       </w:pPr>
       <w:r>
-        <w:t>Fridlysta arter</w:t>
+        <w:t>Naturvårdsarter och fridlysta arter</w:t>
       </w:r>
     </w:p>
     <w:p>
       <w:r>
-        <w:t>Följande fridlysta arter har sina livsmiljöer och växtplatser i den avverkningsanmälda skogen: plattlummer (S, T, §9).</w:t>
-      </w:r>
-    </w:p>
-    <w:p>
-      <w:r>
-        <w:rPr>
-          <w:b/>
-        </w:rPr>
-        <w:t>Plattlummer (§9)</w:t>
-      </w:r>
-      <w:r>
-        <w:t xml:space="preserve"> växer främst i ljusöppna sandtallskogar eller annan gles, torr och brandpräglad hedbarrskog. Den är mest frekvent i olika typer av naturskogar och kontinuitetsskogar och missgynnas markant av slutavverkning och maskinell markberedning. Söder ut i landet förekommer de närstående arterna cypresslummer (VU, §8) och mellanlummer (VU, §9), vilka båda omfattas av EU:s art- och habitatdirektiv. Plattlummer är typisk art för </w:t>
-      </w:r>
-      <w:r>
-        <w:rPr>
-          <w:i/>
-        </w:rPr>
-        <w:t xml:space="preserve">9010 Taiga </w:t>
-      </w:r>
-      <w:r>
-        <w:t>och</w:t>
-      </w:r>
-      <w:r>
-        <w:rPr>
-          <w:i/>
-        </w:rPr>
-        <w:t xml:space="preserve"> 2320 Rissandhedar </w:t>
-      </w:r>
-      <w:r>
-        <w:t>(Nitare &amp; Skogsstyrelsen, 2019; SLU Artdatabanken, 2025).</w:t>
-      </w:r>
-    </w:p>
-    <w:p>
-      <w:pPr>
-        <w:pStyle w:val="Heading2"/>
-      </w:pPr>
-      <w:r>
-        <w:t>Övriga naturvårdsarter</w:t>
+        <w:t>Nedan följer beskrivningar av de naturvårdsarter och fridlysta arter som har sina livsmiljöer och växtplatser i den avverkningsanmälda skogen. De påträffade naturvårdsarterna är ett tydligt kvitto på att det rör sig om en skog med höga naturvärden.</w:t>
       </w:r>
     </w:p>
     <w:p>
@@ -347,6 +294,35 @@
       </w:r>
       <w:r>
         <w:t xml:space="preserve"> (SLU Artdatabanken, 2026).</w:t>
+      </w:r>
+    </w:p>
+    <w:p>
+      <w:r>
+        <w:rPr>
+          <w:b/>
+        </w:rPr>
+        <w:t>Plattlummer (§9)</w:t>
+      </w:r>
+      <w:r>
+        <w:t xml:space="preserve"> växer främst i ljusöppna sandtallskogar eller annan gles, torr och brandpräglad hedbarrskog. Den är mest frekvent i olika typer av naturskogar och kontinuitetsskogar och missgynnas markant av slutavverkning och maskinell markberedning. Söder ut i landet förekommer de närstående arterna cypresslummer (VU, §8) och mellanlummer (VU, §9), vilka båda omfattas av EU:s art- och habitatdirektiv. Plattlummer är typisk art för </w:t>
+      </w:r>
+      <w:r>
+        <w:rPr>
+          <w:i/>
+        </w:rPr>
+        <w:t xml:space="preserve">9010 Taiga </w:t>
+      </w:r>
+      <w:r>
+        <w:t>och</w:t>
+      </w:r>
+      <w:r>
+        <w:rPr>
+          <w:i/>
+        </w:rPr>
+        <w:t xml:space="preserve"> 2320 Rissandhedar </w:t>
+      </w:r>
+      <w:r>
+        <w:t>(Nitare &amp; Skogsstyrelsen, 2019; SLU Artdatabanken, 2025).</w:t>
       </w:r>
     </w:p>
     <w:p>
@@ -754,7 +730,7 @@
     <w:r>
       <w:tab/>
       <w:tab/>
-      <w:t>2026-06-20</w:t>
+      <w:t>2026-06-21</w:t>
       <w:br/>
       <w:br/>
     </w:r>

--- a/klagomål/A 3046-2022 FSC-klagomål.docx
+++ b/klagomål/A 3046-2022 FSC-klagomål.docx
@@ -730,7 +730,7 @@
     <w:r>
       <w:tab/>
       <w:tab/>
-      <w:t>2026-06-21</w:t>
+      <w:t>2026-06-22</w:t>
       <w:br/>
       <w:br/>
     </w:r>

--- a/klagomål/A 3046-2022 FSC-klagomål.docx
+++ b/klagomål/A 3046-2022 FSC-klagomål.docx
@@ -730,7 +730,7 @@
     <w:r>
       <w:tab/>
       <w:tab/>
-      <w:t>2026-06-22</w:t>
+      <w:t>2026-06-23</w:t>
       <w:br/>
       <w:br/>
     </w:r>

--- a/klagomål/A 3046-2022 FSC-klagomål.docx
+++ b/klagomål/A 3046-2022 FSC-klagomål.docx
@@ -730,7 +730,7 @@
     <w:r>
       <w:tab/>
       <w:tab/>
-      <w:t>2026-06-23</w:t>
+      <w:t>2026-06-24</w:t>
       <w:br/>
       <w:br/>
     </w:r>

--- a/klagomål/A 3046-2022 FSC-klagomål.docx
+++ b/klagomål/A 3046-2022 FSC-klagomål.docx
@@ -730,7 +730,7 @@
     <w:r>
       <w:tab/>
       <w:tab/>
-      <w:t>2026-06-24</w:t>
+      <w:t>2026-06-25</w:t>
       <w:br/>
       <w:br/>
     </w:r>

--- a/klagomål/A 3046-2022 FSC-klagomål.docx
+++ b/klagomål/A 3046-2022 FSC-klagomål.docx
@@ -730,7 +730,7 @@
     <w:r>
       <w:tab/>
       <w:tab/>
-      <w:t>2026-06-25</w:t>
+      <w:t>2026-06-26</w:t>
       <w:br/>
       <w:br/>
     </w:r>

--- a/klagomål/A 3046-2022 FSC-klagomål.docx
+++ b/klagomål/A 3046-2022 FSC-klagomål.docx
@@ -730,7 +730,7 @@
     <w:r>
       <w:tab/>
       <w:tab/>
-      <w:t>2026-06-26</w:t>
+      <w:t>2026-06-27</w:t>
       <w:br/>
       <w:br/>
     </w:r>

--- a/klagomål/A 3046-2022 FSC-klagomål.docx
+++ b/klagomål/A 3046-2022 FSC-klagomål.docx
@@ -730,7 +730,7 @@
     <w:r>
       <w:tab/>
       <w:tab/>
-      <w:t>2026-06-27</w:t>
+      <w:t>2026-06-28</w:t>
       <w:br/>
       <w:br/>
     </w:r>

--- a/klagomål/A 3046-2022 FSC-klagomål.docx
+++ b/klagomål/A 3046-2022 FSC-klagomål.docx
@@ -730,7 +730,7 @@
     <w:r>
       <w:tab/>
       <w:tab/>
-      <w:t>2026-06-28</w:t>
+      <w:t>2026-06-29</w:t>
       <w:br/>
       <w:br/>
     </w:r>

--- a/klagomål/A 3046-2022 FSC-klagomål.docx
+++ b/klagomål/A 3046-2022 FSC-klagomål.docx
@@ -730,7 +730,7 @@
     <w:r>
       <w:tab/>
       <w:tab/>
-      <w:t>2026-06-29</w:t>
+      <w:t>2026-06-30</w:t>
       <w:br/>
       <w:br/>
     </w:r>

--- a/klagomål/A 3046-2022 FSC-klagomål.docx
+++ b/klagomål/A 3046-2022 FSC-klagomål.docx
@@ -730,7 +730,7 @@
     <w:r>
       <w:tab/>
       <w:tab/>
-      <w:t>2026-06-30</w:t>
+      <w:t>2026-07-01</w:t>
       <w:br/>
       <w:br/>
     </w:r>

--- a/klagomål/A 3046-2022 FSC-klagomål.docx
+++ b/klagomål/A 3046-2022 FSC-klagomål.docx
@@ -730,7 +730,7 @@
     <w:r>
       <w:tab/>
       <w:tab/>
-      <w:t>2026-07-01</w:t>
+      <w:t>2026-07-02</w:t>
       <w:br/>
       <w:br/>
     </w:r>

--- a/klagomål/A 3046-2022 FSC-klagomål.docx
+++ b/klagomål/A 3046-2022 FSC-klagomål.docx
@@ -730,7 +730,7 @@
     <w:r>
       <w:tab/>
       <w:tab/>
-      <w:t>2026-07-13</w:t>
+      <w:t>2026-07-14</w:t>
       <w:br/>
       <w:br/>
     </w:r>

--- a/klagomål/A 3046-2022 FSC-klagomål.docx
+++ b/klagomål/A 3046-2022 FSC-klagomål.docx
@@ -730,7 +730,7 @@
     <w:r>
       <w:tab/>
       <w:tab/>
-      <w:t>2026-07-14</w:t>
+      <w:t>2026-07-15</w:t>
       <w:br/>
       <w:br/>
     </w:r>

--- a/klagomål/A 3046-2022 FSC-klagomål.docx
+++ b/klagomål/A 3046-2022 FSC-klagomål.docx
@@ -730,7 +730,7 @@
     <w:r>
       <w:tab/>
       <w:tab/>
-      <w:t>2026-07-15</w:t>
+      <w:t>2026-07-16</w:t>
       <w:br/>
       <w:br/>
     </w:r>

--- a/klagomål/A 3046-2022 FSC-klagomål.docx
+++ b/klagomål/A 3046-2022 FSC-klagomål.docx
@@ -730,7 +730,7 @@
     <w:r>
       <w:tab/>
       <w:tab/>
-      <w:t>2026-07-16</w:t>
+      <w:t>2026-07-17</w:t>
       <w:br/>
       <w:br/>
     </w:r>

--- a/klagomål/A 3046-2022 FSC-klagomål.docx
+++ b/klagomål/A 3046-2022 FSC-klagomål.docx
@@ -730,7 +730,7 @@
     <w:r>
       <w:tab/>
       <w:tab/>
-      <w:t>2026-07-17</w:t>
+      <w:t>2026-07-18</w:t>
       <w:br/>
       <w:br/>
     </w:r>

--- a/klagomål/A 3046-2022 FSC-klagomål.docx
+++ b/klagomål/A 3046-2022 FSC-klagomål.docx
@@ -730,7 +730,7 @@
     <w:r>
       <w:tab/>
       <w:tab/>
-      <w:t>2026-07-18</w:t>
+      <w:t>2026-07-19</w:t>
       <w:br/>
       <w:br/>
     </w:r>

--- a/klagomål/A 3046-2022 FSC-klagomål.docx
+++ b/klagomål/A 3046-2022 FSC-klagomål.docx
@@ -730,7 +730,7 @@
     <w:r>
       <w:tab/>
       <w:tab/>
-      <w:t>2026-07-19</w:t>
+      <w:t>2026-07-20</w:t>
       <w:br/>
       <w:br/>
     </w:r>

--- a/klagomål/A 3046-2022 FSC-klagomål.docx
+++ b/klagomål/A 3046-2022 FSC-klagomål.docx
@@ -730,7 +730,7 @@
     <w:r>
       <w:tab/>
       <w:tab/>
-      <w:t>2026-07-20</w:t>
+      <w:t>2026-07-21</w:t>
       <w:br/>
       <w:br/>
     </w:r>

--- a/klagomål/A 3046-2022 FSC-klagomål.docx
+++ b/klagomål/A 3046-2022 FSC-klagomål.docx
@@ -730,7 +730,7 @@
     <w:r>
       <w:tab/>
       <w:tab/>
-      <w:t>2026-07-21</w:t>
+      <w:t>2026-07-22</w:t>
       <w:br/>
       <w:br/>
     </w:r>

--- a/klagomål/A 3046-2022 FSC-klagomål.docx
+++ b/klagomål/A 3046-2022 FSC-klagomål.docx
@@ -730,7 +730,7 @@
     <w:r>
       <w:tab/>
       <w:tab/>
-      <w:t>2026-07-22</w:t>
+      <w:t>2026-07-23</w:t>
       <w:br/>
       <w:br/>
     </w:r>

--- a/klagomål/A 3046-2022 FSC-klagomål.docx
+++ b/klagomål/A 3046-2022 FSC-klagomål.docx
@@ -730,7 +730,7 @@
     <w:r>
       <w:tab/>
       <w:tab/>
-      <w:t>2026-07-23</w:t>
+      <w:t>2026-07-24</w:t>
       <w:br/>
       <w:br/>
     </w:r>

--- a/klagomål/A 3046-2022 FSC-klagomål.docx
+++ b/klagomål/A 3046-2022 FSC-klagomål.docx
@@ -216,7 +216,7 @@
         <w:spacing w:after="240"/>
       </w:pPr>
       <w:r>
-        <w:t>Figur 1. Fyndplatser för naturvårdsarter i avverkningsanmälan. Markörer utan svart kant är placerade på fyndplatsen. Markörer med svart kant är placerade vid sidan av fyndplatsen har ett svart streck som visar fyndplatsens exakta position. Kartans mittpunktskoordinat är N 7208215, E 598295 i SWEREF 99 TM.</w:t>
+        <w:t>Figur 1. Fyndplatser för naturvårdsarter i avverkningsanmälan. Markörer utan svart kant är placerade på fyndplatsen. Markörer med svart kant är placerade vid sidan av fyndplatsen och har ett svart streck som visar fyndplatsens exakta position. Kartans mittpunktskoordinat är N 7208215, E 598295 i SWEREF 99 TM.</w:t>
       </w:r>
     </w:p>
     <w:p>
@@ -730,7 +730,7 @@
     <w:r>
       <w:tab/>
       <w:tab/>
-      <w:t>2026-08-14</w:t>
+      <w:t>2026-08-15</w:t>
       <w:br/>
       <w:br/>
     </w:r>

--- a/klagomål/A 3046-2022 FSC-klagomål.docx
+++ b/klagomål/A 3046-2022 FSC-klagomål.docx
@@ -730,7 +730,7 @@
     <w:r>
       <w:tab/>
       <w:tab/>
-      <w:t>2026-08-15</w:t>
+      <w:t>2026-08-16</w:t>
       <w:br/>
       <w:br/>
     </w:r>

--- a/klagomål/A 3046-2022 FSC-klagomål.docx
+++ b/klagomål/A 3046-2022 FSC-klagomål.docx
@@ -730,7 +730,7 @@
     <w:r>
       <w:tab/>
       <w:tab/>
-      <w:t>2026-08-16</w:t>
+      <w:t>2026-08-17</w:t>
       <w:br/>
       <w:br/>
     </w:r>

--- a/klagomål/A 3046-2022 FSC-klagomål.docx
+++ b/klagomål/A 3046-2022 FSC-klagomål.docx
@@ -730,7 +730,7 @@
     <w:r>
       <w:tab/>
       <w:tab/>
-      <w:t>2026-08-17</w:t>
+      <w:t>2026-08-18</w:t>
       <w:br/>
       <w:br/>
     </w:r>

--- a/klagomål/A 3046-2022 FSC-klagomål.docx
+++ b/klagomål/A 3046-2022 FSC-klagomål.docx
@@ -730,7 +730,7 @@
     <w:r>
       <w:tab/>
       <w:tab/>
-      <w:t>2026-08-18</w:t>
+      <w:t>2026-08-19</w:t>
       <w:br/>
       <w:br/>
     </w:r>

--- a/klagomål/A 3046-2022 FSC-klagomål.docx
+++ b/klagomål/A 3046-2022 FSC-klagomål.docx
@@ -730,7 +730,7 @@
     <w:r>
       <w:tab/>
       <w:tab/>
-      <w:t>2026-08-19</w:t>
+      <w:t>2026-08-20</w:t>
       <w:br/>
       <w:br/>
     </w:r>

--- a/klagomål/A 3046-2022 FSC-klagomål.docx
+++ b/klagomål/A 3046-2022 FSC-klagomål.docx
@@ -730,7 +730,7 @@
     <w:r>
       <w:tab/>
       <w:tab/>
-      <w:t>2026-08-20</w:t>
+      <w:t>2026-08-21</w:t>
       <w:br/>
       <w:br/>
     </w:r>

--- a/klagomål/A 3046-2022 FSC-klagomål.docx
+++ b/klagomål/A 3046-2022 FSC-klagomål.docx
@@ -730,7 +730,7 @@
     <w:r>
       <w:tab/>
       <w:tab/>
-      <w:t>2026-08-21</w:t>
+      <w:t>2026-08-22</w:t>
       <w:br/>
       <w:br/>
     </w:r>

--- a/klagomål/A 3046-2022 FSC-klagomål.docx
+++ b/klagomål/A 3046-2022 FSC-klagomål.docx
@@ -730,7 +730,7 @@
     <w:r>
       <w:tab/>
       <w:tab/>
-      <w:t>2026-08-22</w:t>
+      <w:t>2026-08-23</w:t>
       <w:br/>
       <w:br/>
     </w:r>

--- a/klagomål/A 3046-2022 FSC-klagomål.docx
+++ b/klagomål/A 3046-2022 FSC-klagomål.docx
@@ -730,7 +730,7 @@
     <w:r>
       <w:tab/>
       <w:tab/>
-      <w:t>2026-08-23</w:t>
+      <w:t>2026-08-24</w:t>
       <w:br/>
       <w:br/>
     </w:r>

--- a/klagomål/A 3046-2022 FSC-klagomål.docx
+++ b/klagomål/A 3046-2022 FSC-klagomål.docx
@@ -730,7 +730,7 @@
     <w:r>
       <w:tab/>
       <w:tab/>
-      <w:t>2026-08-24</w:t>
+      <w:t>2026-08-25</w:t>
       <w:br/>
       <w:br/>
     </w:r>

--- a/klagomål/A 3046-2022 FSC-klagomål.docx
+++ b/klagomål/A 3046-2022 FSC-klagomål.docx
@@ -730,7 +730,7 @@
     <w:r>
       <w:tab/>
       <w:tab/>
-      <w:t>2026-08-25</w:t>
+      <w:t>2026-08-26</w:t>
       <w:br/>
       <w:br/>
     </w:r>

--- a/klagomål/A 3046-2022 FSC-klagomål.docx
+++ b/klagomål/A 3046-2022 FSC-klagomål.docx
@@ -730,7 +730,7 @@
     <w:r>
       <w:tab/>
       <w:tab/>
-      <w:t>2026-08-26</w:t>
+      <w:t>2026-08-27</w:t>
       <w:br/>
       <w:br/>
     </w:r>

--- a/klagomål/A 3046-2022 FSC-klagomål.docx
+++ b/klagomål/A 3046-2022 FSC-klagomål.docx
@@ -730,7 +730,7 @@
     <w:r>
       <w:tab/>
       <w:tab/>
-      <w:t>2026-08-27</w:t>
+      <w:t>2026-08-28</w:t>
       <w:br/>
       <w:br/>
     </w:r>

--- a/klagomål/A 3046-2022 FSC-klagomål.docx
+++ b/klagomål/A 3046-2022 FSC-klagomål.docx
@@ -730,7 +730,7 @@
     <w:r>
       <w:tab/>
       <w:tab/>
-      <w:t>2026-08-28</w:t>
+      <w:t>2026-08-29</w:t>
       <w:br/>
       <w:br/>
     </w:r>

--- a/klagomål/A 3046-2022 FSC-klagomål.docx
+++ b/klagomål/A 3046-2022 FSC-klagomål.docx
@@ -730,7 +730,7 @@
     <w:r>
       <w:tab/>
       <w:tab/>
-      <w:t>2026-08-29</w:t>
+      <w:t>2026-08-31</w:t>
       <w:br/>
       <w:br/>
     </w:r>

--- a/klagomål/A 3046-2022 FSC-klagomål.docx
+++ b/klagomål/A 3046-2022 FSC-klagomål.docx
@@ -730,7 +730,7 @@
     <w:r>
       <w:tab/>
       <w:tab/>
-      <w:t>2026-08-31</w:t>
+      <w:t>2026-09-01</w:t>
       <w:br/>
       <w:br/>
     </w:r>

--- a/klagomål/A 3046-2022 FSC-klagomål.docx
+++ b/klagomål/A 3046-2022 FSC-klagomål.docx
@@ -730,7 +730,7 @@
     <w:r>
       <w:tab/>
       <w:tab/>
-      <w:t>2026-09-01</w:t>
+      <w:t>2026-09-02</w:t>
       <w:br/>
       <w:br/>
     </w:r>

--- a/klagomål/A 3046-2022 FSC-klagomål.docx
+++ b/klagomål/A 3046-2022 FSC-klagomål.docx
@@ -730,7 +730,7 @@
     <w:r>
       <w:tab/>
       <w:tab/>
-      <w:t>2026-09-02</w:t>
+      <w:t>2026-09-03</w:t>
       <w:br/>
       <w:br/>
     </w:r>

--- a/klagomål/A 3046-2022 FSC-klagomål.docx
+++ b/klagomål/A 3046-2022 FSC-klagomål.docx
@@ -730,7 +730,7 @@
     <w:r>
       <w:tab/>
       <w:tab/>
-      <w:t>2026-09-03</w:t>
+      <w:t>2026-09-04</w:t>
       <w:br/>
       <w:br/>
     </w:r>

--- a/klagomål/A 3046-2022 FSC-klagomål.docx
+++ b/klagomål/A 3046-2022 FSC-klagomål.docx
@@ -730,7 +730,7 @@
     <w:r>
       <w:tab/>
       <w:tab/>
-      <w:t>2026-09-04</w:t>
+      <w:t>2026-09-05</w:t>
       <w:br/>
       <w:br/>
     </w:r>
